--- a/Hoàng/FORM MẪU/Mẫu phiếu thu.docx
+++ b/Hoàng/FORM MẪU/Mẫu phiếu thu.docx
@@ -1,6 +1,6 @@
 
 <file path=word/document.xml><?xml version="1.0" encoding="utf-8"?>
-<w:document xmlns:wpc="http://schemas.microsoft.com/office/word/2010/wordprocessingCanvas" xmlns:cx="http://schemas.microsoft.com/office/drawing/2014/chartex" xmlns:cx1="http://schemas.microsoft.com/office/drawing/2015/9/8/chartex" xmlns:cx2="http://schemas.microsoft.com/office/drawing/2015/10/21/chartex" xmlns:cx3="http://schemas.microsoft.com/office/drawing/2016/5/9/chartex" xmlns:cx4="http://schemas.microsoft.com/office/drawing/2016/5/10/chartex" xmlns:cx5="http://schemas.microsoft.com/office/drawing/2016/5/11/chartex" xmlns:cx6="http://schemas.microsoft.com/office/drawing/2016/5/12/chartex" xmlns:cx7="http://schemas.microsoft.com/office/drawing/2016/5/13/chartex" xmlns:cx8="http://schemas.microsoft.com/office/drawing/2016/5/14/chartex" xmlns:mc="http://schemas.openxmlformats.org/markup-compatibility/2006" xmlns:aink="http://schemas.microsoft.com/office/drawing/2016/ink" xmlns:am3d="http://schemas.microsoft.com/office/drawing/2017/model3d" xmlns:o="urn:schemas-microsoft-com:office:office" xmlns:r="http://schemas.openxmlformats.org/officeDocument/2006/relationships" xmlns:m="http://schemas.openxmlformats.org/officeDocument/2006/math" xmlns:v="urn:schemas-microsoft-com:vml" xmlns:wp14="http://schemas.microsoft.com/office/word/2010/wordprocessingDrawing" xmlns:wp="http://schemas.openxmlformats.org/drawingml/2006/wordprocessingDrawing" xmlns:w10="urn:schemas-microsoft-com:office:word" xmlns:w="http://schemas.openxmlformats.org/wordprocessingml/2006/main" xmlns:w14="http://schemas.microsoft.com/office/word/2010/wordml" xmlns:w15="http://schemas.microsoft.com/office/word/2012/wordml" xmlns:w16cid="http://schemas.microsoft.com/office/word/2016/wordml/cid" xmlns:w16se="http://schemas.microsoft.com/office/word/2015/wordml/symex" xmlns:wpg="http://schemas.microsoft.com/office/word/2010/wordprocessingGroup" xmlns:wpi="http://schemas.microsoft.com/office/word/2010/wordprocessingInk" xmlns:wne="http://schemas.microsoft.com/office/word/2006/wordml" xmlns:wps="http://schemas.microsoft.com/office/word/2010/wordprocessingShape" mc:Ignorable="w14 w15 w16se w16cid wp14">
+<w:document xmlns:wpc="http://schemas.microsoft.com/office/word/2010/wordprocessingCanvas" xmlns:cx="http://schemas.microsoft.com/office/drawing/2014/chartex" xmlns:cx1="http://schemas.microsoft.com/office/drawing/2015/9/8/chartex" xmlns:cx2="http://schemas.microsoft.com/office/drawing/2015/10/21/chartex" xmlns:cx3="http://schemas.microsoft.com/office/drawing/2016/5/9/chartex" xmlns:cx4="http://schemas.microsoft.com/office/drawing/2016/5/10/chartex" xmlns:cx5="http://schemas.microsoft.com/office/drawing/2016/5/11/chartex" xmlns:cx6="http://schemas.microsoft.com/office/drawing/2016/5/12/chartex" xmlns:cx7="http://schemas.microsoft.com/office/drawing/2016/5/13/chartex" xmlns:cx8="http://schemas.microsoft.com/office/drawing/2016/5/14/chartex" xmlns:mc="http://schemas.openxmlformats.org/markup-compatibility/2006" xmlns:aink="http://schemas.microsoft.com/office/drawing/2016/ink" xmlns:am3d="http://schemas.microsoft.com/office/drawing/2017/model3d" xmlns:o="urn:schemas-microsoft-com:office:office" xmlns:oel="http://schemas.microsoft.com/office/2019/extlst" xmlns:r="http://schemas.openxmlformats.org/officeDocument/2006/relationships" xmlns:m="http://schemas.openxmlformats.org/officeDocument/2006/math" xmlns:v="urn:schemas-microsoft-com:vml" xmlns:wp14="http://schemas.microsoft.com/office/word/2010/wordprocessingDrawing" xmlns:wp="http://schemas.openxmlformats.org/drawingml/2006/wordprocessingDrawing" xmlns:w10="urn:schemas-microsoft-com:office:word" xmlns:w="http://schemas.openxmlformats.org/wordprocessingml/2006/main" xmlns:w14="http://schemas.microsoft.com/office/word/2010/wordml" xmlns:w15="http://schemas.microsoft.com/office/word/2012/wordml" xmlns:w16cex="http://schemas.microsoft.com/office/word/2018/wordml/cex" xmlns:w16cid="http://schemas.microsoft.com/office/word/2016/wordml/cid" xmlns:w16="http://schemas.microsoft.com/office/word/2018/wordml" xmlns:w16du="http://schemas.microsoft.com/office/word/2023/wordml/word16du" xmlns:w16sdtdh="http://schemas.microsoft.com/office/word/2020/wordml/sdtdatahash" xmlns:w16se="http://schemas.microsoft.com/office/word/2015/wordml/symex" xmlns:wpg="http://schemas.microsoft.com/office/word/2010/wordprocessingGroup" xmlns:wpi="http://schemas.microsoft.com/office/word/2010/wordprocessingInk" xmlns:wne="http://schemas.microsoft.com/office/word/2006/wordml" xmlns:wps="http://schemas.microsoft.com/office/word/2010/wordprocessingShape" mc:Ignorable="w14 w15 w16se w16cid w16 w16cex w16sdtdh w16du wp14">
   <w:body>
     <w:tbl>
       <w:tblPr>
@@ -130,67 +130,7 @@
                 <w:sz w:val="20"/>
                 <w:szCs w:val="20"/>
               </w:rPr>
-              <w:t xml:space="preserve">ĐC: 267-278 </w:t>
-            </w:r>
-            <w:proofErr w:type="spellStart"/>
-            <w:r>
-              <w:rPr>
-                <w:rFonts w:ascii="Times New Roman" w:hAnsi="Times New Roman" w:cs="Times New Roman"/>
-                <w:b/>
-                <w:sz w:val="20"/>
-                <w:szCs w:val="20"/>
-              </w:rPr>
-              <w:t>Đống</w:t>
-            </w:r>
-            <w:proofErr w:type="spellEnd"/>
-            <w:r>
-              <w:rPr>
-                <w:rFonts w:ascii="Times New Roman" w:hAnsi="Times New Roman" w:cs="Times New Roman"/>
-                <w:b/>
-                <w:sz w:val="20"/>
-                <w:szCs w:val="20"/>
-              </w:rPr>
-              <w:t xml:space="preserve"> </w:t>
-            </w:r>
-            <w:proofErr w:type="spellStart"/>
-            <w:r>
-              <w:rPr>
-                <w:rFonts w:ascii="Times New Roman" w:hAnsi="Times New Roman" w:cs="Times New Roman"/>
-                <w:b/>
-                <w:sz w:val="20"/>
-                <w:szCs w:val="20"/>
-              </w:rPr>
-              <w:t>Đa</w:t>
-            </w:r>
-            <w:proofErr w:type="spellEnd"/>
-            <w:r>
-              <w:rPr>
-                <w:rFonts w:ascii="Times New Roman" w:hAnsi="Times New Roman" w:cs="Times New Roman"/>
-                <w:b/>
-                <w:sz w:val="20"/>
-                <w:szCs w:val="20"/>
-              </w:rPr>
-              <w:t xml:space="preserve">, Hải </w:t>
-            </w:r>
-            <w:proofErr w:type="spellStart"/>
-            <w:r>
-              <w:rPr>
-                <w:rFonts w:ascii="Times New Roman" w:hAnsi="Times New Roman" w:cs="Times New Roman"/>
-                <w:b/>
-                <w:sz w:val="20"/>
-                <w:szCs w:val="20"/>
-              </w:rPr>
-              <w:t>Châu</w:t>
-            </w:r>
-            <w:proofErr w:type="spellEnd"/>
-            <w:r>
-              <w:rPr>
-                <w:rFonts w:ascii="Times New Roman" w:hAnsi="Times New Roman" w:cs="Times New Roman"/>
-                <w:b/>
-                <w:sz w:val="20"/>
-                <w:szCs w:val="20"/>
-              </w:rPr>
-              <w:t>, Đà Nẵng</w:t>
+              <w:t>ĐC: 267-278 Đống Đa, Hải Châu, Đà Nẵng</w:t>
             </w:r>
           </w:p>
           <w:p>
@@ -262,10 +202,8 @@
           <w:b/>
           <w:sz w:val="24"/>
           <w:szCs w:val="24"/>
-          <w:lang w:val="vi-VN"/>
         </w:rPr>
       </w:pPr>
-      <w:proofErr w:type="spellStart"/>
       <w:r>
         <w:rPr>
           <w:rFonts w:ascii="Times New Roman" w:hAnsi="Times New Roman" w:cs="Times New Roman"/>
@@ -273,37 +211,7 @@
           <w:sz w:val="24"/>
           <w:szCs w:val="24"/>
         </w:rPr>
-        <w:t>Người</w:t>
-      </w:r>
-      <w:proofErr w:type="spellEnd"/>
-      <w:r>
-        <w:rPr>
-          <w:rFonts w:ascii="Times New Roman" w:hAnsi="Times New Roman" w:cs="Times New Roman"/>
-          <w:b/>
-          <w:sz w:val="24"/>
-          <w:szCs w:val="24"/>
-        </w:rPr>
-        <w:t xml:space="preserve"> </w:t>
-      </w:r>
-      <w:proofErr w:type="spellStart"/>
-      <w:r>
-        <w:rPr>
-          <w:rFonts w:ascii="Times New Roman" w:hAnsi="Times New Roman" w:cs="Times New Roman"/>
-          <w:b/>
-          <w:sz w:val="24"/>
-          <w:szCs w:val="24"/>
-        </w:rPr>
-        <w:t>mua</w:t>
-      </w:r>
-      <w:proofErr w:type="spellEnd"/>
-      <w:r>
-        <w:rPr>
-          <w:rFonts w:ascii="Times New Roman" w:hAnsi="Times New Roman" w:cs="Times New Roman"/>
-          <w:b/>
-          <w:sz w:val="24"/>
-          <w:szCs w:val="24"/>
-        </w:rPr>
-        <w:t xml:space="preserve"> hàng:</w:t>
+        <w:t>Người mua hàng:</w:t>
       </w:r>
       <w:r>
         <w:rPr>
@@ -314,7 +222,6 @@
         </w:rPr>
         <w:t xml:space="preserve"> </w:t>
       </w:r>
-      <w:proofErr w:type="spellStart"/>
       <w:r>
         <w:rPr>
           <w:rFonts w:ascii="Times New Roman" w:hAnsi="Times New Roman" w:cs="Times New Roman"/>
@@ -322,9 +229,19 @@
           <w:sz w:val="24"/>
           <w:szCs w:val="24"/>
         </w:rPr>
-        <w:t>Công</w:t>
+        <w:t>Trần Lê Quốc Trung</w:t>
       </w:r>
-      <w:proofErr w:type="spellEnd"/>
+    </w:p>
+    <w:p>
+      <w:pPr>
+        <w:rPr>
+          <w:rFonts w:ascii="Times New Roman" w:hAnsi="Times New Roman" w:cs="Times New Roman"/>
+          <w:b/>
+          <w:sz w:val="24"/>
+          <w:szCs w:val="24"/>
+          <w:lang w:val="vi-VN"/>
+        </w:rPr>
+      </w:pPr>
       <w:r>
         <w:rPr>
           <w:rFonts w:ascii="Times New Roman" w:hAnsi="Times New Roman" w:cs="Times New Roman"/>
@@ -332,9 +249,8 @@
           <w:sz w:val="24"/>
           <w:szCs w:val="24"/>
         </w:rPr>
-        <w:t xml:space="preserve"> ty CP </w:t>
+        <w:t xml:space="preserve">Số điện thoại: </w:t>
       </w:r>
-      <w:proofErr w:type="spellStart"/>
       <w:r>
         <w:rPr>
           <w:rFonts w:ascii="Times New Roman" w:hAnsi="Times New Roman" w:cs="Times New Roman"/>
@@ -342,68 +258,7 @@
           <w:sz w:val="24"/>
           <w:szCs w:val="24"/>
         </w:rPr>
-        <w:t>tàu</w:t>
-      </w:r>
-      <w:proofErr w:type="spellEnd"/>
-      <w:r>
-        <w:rPr>
-          <w:rFonts w:ascii="Times New Roman" w:hAnsi="Times New Roman" w:cs="Times New Roman"/>
-          <w:b/>
-          <w:sz w:val="24"/>
-          <w:szCs w:val="24"/>
-        </w:rPr>
-        <w:t xml:space="preserve"> Lai Đà Nẵng</w:t>
-      </w:r>
-    </w:p>
-    <w:p>
-      <w:pPr>
-        <w:ind w:right="-472"/>
-        <w:rPr>
-          <w:rFonts w:ascii="Times New Roman" w:hAnsi="Times New Roman" w:cs="Times New Roman"/>
-          <w:b/>
-          <w:sz w:val="24"/>
-          <w:szCs w:val="24"/>
-        </w:rPr>
-      </w:pPr>
-      <w:proofErr w:type="spellStart"/>
-      <w:r>
-        <w:rPr>
-          <w:rFonts w:ascii="Times New Roman" w:hAnsi="Times New Roman" w:cs="Times New Roman"/>
-          <w:b/>
-          <w:sz w:val="24"/>
-          <w:szCs w:val="24"/>
-        </w:rPr>
-        <w:t>Đơn</w:t>
-      </w:r>
-      <w:proofErr w:type="spellEnd"/>
-      <w:r>
-        <w:rPr>
-          <w:rFonts w:ascii="Times New Roman" w:hAnsi="Times New Roman" w:cs="Times New Roman"/>
-          <w:b/>
-          <w:sz w:val="24"/>
-          <w:szCs w:val="24"/>
-        </w:rPr>
-        <w:t xml:space="preserve"> </w:t>
-      </w:r>
-      <w:proofErr w:type="spellStart"/>
-      <w:r>
-        <w:rPr>
-          <w:rFonts w:ascii="Times New Roman" w:hAnsi="Times New Roman" w:cs="Times New Roman"/>
-          <w:b/>
-          <w:sz w:val="24"/>
-          <w:szCs w:val="24"/>
-        </w:rPr>
-        <w:t>vị</w:t>
-      </w:r>
-      <w:proofErr w:type="spellEnd"/>
-      <w:r>
-        <w:rPr>
-          <w:rFonts w:ascii="Times New Roman" w:hAnsi="Times New Roman" w:cs="Times New Roman"/>
-          <w:b/>
-          <w:sz w:val="24"/>
-          <w:szCs w:val="24"/>
-        </w:rPr>
-        <w:t xml:space="preserve">: </w:t>
+        <w:t>0905754224</w:t>
       </w:r>
     </w:p>
     <w:p>
@@ -418,7 +273,6 @@
           <w:szCs w:val="24"/>
         </w:rPr>
       </w:pPr>
-      <w:proofErr w:type="spellStart"/>
       <w:r>
         <w:rPr>
           <w:rFonts w:ascii="Times New Roman" w:hAnsi="Times New Roman" w:cs="Times New Roman"/>
@@ -426,37 +280,7 @@
           <w:sz w:val="24"/>
           <w:szCs w:val="24"/>
         </w:rPr>
-        <w:t>Địa</w:t>
-      </w:r>
-      <w:proofErr w:type="spellEnd"/>
-      <w:r>
-        <w:rPr>
-          <w:rFonts w:ascii="Times New Roman" w:hAnsi="Times New Roman" w:cs="Times New Roman"/>
-          <w:b/>
-          <w:sz w:val="24"/>
-          <w:szCs w:val="24"/>
-        </w:rPr>
-        <w:t xml:space="preserve"> </w:t>
-      </w:r>
-      <w:proofErr w:type="spellStart"/>
-      <w:r>
-        <w:rPr>
-          <w:rFonts w:ascii="Times New Roman" w:hAnsi="Times New Roman" w:cs="Times New Roman"/>
-          <w:b/>
-          <w:sz w:val="24"/>
-          <w:szCs w:val="24"/>
-        </w:rPr>
-        <w:t>chỉ</w:t>
-      </w:r>
-      <w:proofErr w:type="spellEnd"/>
-      <w:r>
-        <w:rPr>
-          <w:rFonts w:ascii="Times New Roman" w:hAnsi="Times New Roman" w:cs="Times New Roman"/>
-          <w:b/>
-          <w:sz w:val="24"/>
-          <w:szCs w:val="24"/>
-        </w:rPr>
-        <w:t>:</w:t>
+        <w:t>Địa chỉ:</w:t>
       </w:r>
       <w:r>
         <w:rPr>
@@ -467,8 +291,6 @@
         </w:rPr>
         <w:tab/>
       </w:r>
-      <w:bookmarkStart w:id="0" w:name="_GoBack"/>
-      <w:bookmarkEnd w:id="0"/>
     </w:p>
     <w:tbl>
       <w:tblPr>
@@ -529,25 +351,14 @@
                 <w:szCs w:val="24"/>
               </w:rPr>
             </w:pPr>
-            <w:proofErr w:type="spellStart"/>
-            <w:r>
-              <w:rPr>
-                <w:rFonts w:ascii="Times New Roman" w:hAnsi="Times New Roman" w:cs="Times New Roman"/>
-                <w:b/>
-                <w:sz w:val="24"/>
-                <w:szCs w:val="24"/>
-              </w:rPr>
-              <w:t>Nội</w:t>
-            </w:r>
-            <w:proofErr w:type="spellEnd"/>
-            <w:r>
-              <w:rPr>
-                <w:rFonts w:ascii="Times New Roman" w:hAnsi="Times New Roman" w:cs="Times New Roman"/>
-                <w:b/>
-                <w:sz w:val="24"/>
-                <w:szCs w:val="24"/>
-              </w:rPr>
-              <w:t xml:space="preserve"> dung</w:t>
+            <w:r>
+              <w:rPr>
+                <w:rFonts w:ascii="Times New Roman" w:hAnsi="Times New Roman" w:cs="Times New Roman"/>
+                <w:b/>
+                <w:sz w:val="24"/>
+                <w:szCs w:val="24"/>
+              </w:rPr>
+              <w:t>Nội dung</w:t>
             </w:r>
           </w:p>
         </w:tc>
@@ -566,37 +377,15 @@
                 <w:szCs w:val="24"/>
               </w:rPr>
             </w:pPr>
-            <w:proofErr w:type="spellStart"/>
-            <w:r>
-              <w:rPr>
-                <w:rFonts w:ascii="Times New Roman" w:hAnsi="Times New Roman" w:cs="Times New Roman"/>
-                <w:b/>
-                <w:sz w:val="24"/>
-                <w:szCs w:val="24"/>
-              </w:rPr>
-              <w:t>Số</w:t>
-            </w:r>
-            <w:proofErr w:type="spellEnd"/>
-            <w:r>
-              <w:rPr>
-                <w:rFonts w:ascii="Times New Roman" w:hAnsi="Times New Roman" w:cs="Times New Roman"/>
-                <w:b/>
-                <w:sz w:val="24"/>
-                <w:szCs w:val="24"/>
-              </w:rPr>
-              <w:t xml:space="preserve"> </w:t>
-            </w:r>
-            <w:proofErr w:type="spellStart"/>
-            <w:r>
-              <w:rPr>
-                <w:rFonts w:ascii="Times New Roman" w:hAnsi="Times New Roman" w:cs="Times New Roman"/>
-                <w:b/>
-                <w:sz w:val="24"/>
-                <w:szCs w:val="24"/>
-              </w:rPr>
-              <w:t>lượng</w:t>
-            </w:r>
-            <w:proofErr w:type="spellEnd"/>
+            <w:r>
+              <w:rPr>
+                <w:rFonts w:ascii="Times New Roman" w:hAnsi="Times New Roman" w:cs="Times New Roman"/>
+                <w:b/>
+                <w:sz w:val="24"/>
+                <w:szCs w:val="24"/>
+              </w:rPr>
+              <w:t>Số lượng</w:t>
+            </w:r>
           </w:p>
         </w:tc>
         <w:tc>
@@ -614,65 +403,14 @@
                 <w:szCs w:val="24"/>
               </w:rPr>
             </w:pPr>
-            <w:proofErr w:type="spellStart"/>
-            <w:r>
-              <w:rPr>
-                <w:rFonts w:ascii="Times New Roman" w:hAnsi="Times New Roman" w:cs="Times New Roman"/>
-                <w:b/>
-                <w:sz w:val="24"/>
-                <w:szCs w:val="24"/>
-              </w:rPr>
-              <w:t>Đơn</w:t>
-            </w:r>
-            <w:proofErr w:type="spellEnd"/>
-            <w:r>
-              <w:rPr>
-                <w:rFonts w:ascii="Times New Roman" w:hAnsi="Times New Roman" w:cs="Times New Roman"/>
-                <w:b/>
-                <w:sz w:val="24"/>
-                <w:szCs w:val="24"/>
-              </w:rPr>
-              <w:t xml:space="preserve"> </w:t>
-            </w:r>
-            <w:proofErr w:type="spellStart"/>
-            <w:r>
-              <w:rPr>
-                <w:rFonts w:ascii="Times New Roman" w:hAnsi="Times New Roman" w:cs="Times New Roman"/>
-                <w:b/>
-                <w:sz w:val="24"/>
-                <w:szCs w:val="24"/>
-              </w:rPr>
-              <w:t>giá</w:t>
-            </w:r>
-            <w:proofErr w:type="spellEnd"/>
-            <w:r>
-              <w:rPr>
-                <w:rFonts w:ascii="Times New Roman" w:hAnsi="Times New Roman" w:cs="Times New Roman"/>
-                <w:b/>
-                <w:sz w:val="24"/>
-                <w:szCs w:val="24"/>
-              </w:rPr>
-              <w:t xml:space="preserve"> (VND/</w:t>
-            </w:r>
-            <w:proofErr w:type="spellStart"/>
-            <w:r>
-              <w:rPr>
-                <w:rFonts w:ascii="Times New Roman" w:hAnsi="Times New Roman" w:cs="Times New Roman"/>
-                <w:b/>
-                <w:sz w:val="24"/>
-                <w:szCs w:val="24"/>
-              </w:rPr>
-              <w:t>người</w:t>
-            </w:r>
-            <w:proofErr w:type="spellEnd"/>
-            <w:r>
-              <w:rPr>
-                <w:rFonts w:ascii="Times New Roman" w:hAnsi="Times New Roman" w:cs="Times New Roman"/>
-                <w:b/>
-                <w:sz w:val="24"/>
-                <w:szCs w:val="24"/>
-              </w:rPr>
-              <w:t>)</w:t>
+            <w:r>
+              <w:rPr>
+                <w:rFonts w:ascii="Times New Roman" w:hAnsi="Times New Roman" w:cs="Times New Roman"/>
+                <w:b/>
+                <w:sz w:val="24"/>
+                <w:szCs w:val="24"/>
+              </w:rPr>
+              <w:t>Đơn giá (VND/người)</w:t>
             </w:r>
           </w:p>
         </w:tc>
@@ -691,37 +429,15 @@
                 <w:szCs w:val="24"/>
               </w:rPr>
             </w:pPr>
-            <w:proofErr w:type="spellStart"/>
-            <w:r>
-              <w:rPr>
-                <w:rFonts w:ascii="Times New Roman" w:hAnsi="Times New Roman" w:cs="Times New Roman"/>
-                <w:b/>
-                <w:sz w:val="24"/>
-                <w:szCs w:val="24"/>
-              </w:rPr>
-              <w:t>Thành</w:t>
-            </w:r>
-            <w:proofErr w:type="spellEnd"/>
-            <w:r>
-              <w:rPr>
-                <w:rFonts w:ascii="Times New Roman" w:hAnsi="Times New Roman" w:cs="Times New Roman"/>
-                <w:b/>
-                <w:sz w:val="24"/>
-                <w:szCs w:val="24"/>
-              </w:rPr>
-              <w:t xml:space="preserve"> </w:t>
-            </w:r>
-            <w:proofErr w:type="spellStart"/>
-            <w:r>
-              <w:rPr>
-                <w:rFonts w:ascii="Times New Roman" w:hAnsi="Times New Roman" w:cs="Times New Roman"/>
-                <w:b/>
-                <w:sz w:val="24"/>
-                <w:szCs w:val="24"/>
-              </w:rPr>
-              <w:t>tiền</w:t>
-            </w:r>
-            <w:proofErr w:type="spellEnd"/>
+            <w:r>
+              <w:rPr>
+                <w:rFonts w:ascii="Times New Roman" w:hAnsi="Times New Roman" w:cs="Times New Roman"/>
+                <w:b/>
+                <w:sz w:val="24"/>
+                <w:szCs w:val="24"/>
+              </w:rPr>
+              <w:t>Thành tiền</w:t>
+            </w:r>
           </w:p>
         </w:tc>
       </w:tr>
@@ -757,77 +473,20 @@
           </w:tcPr>
           <w:p>
             <w:pPr>
-              <w:jc w:val="center"/>
-              <w:rPr>
-                <w:rFonts w:ascii="Times New Roman" w:hAnsi="Times New Roman" w:cs="Times New Roman"/>
-                <w:sz w:val="24"/>
-                <w:szCs w:val="24"/>
-              </w:rPr>
-            </w:pPr>
-            <w:proofErr w:type="spellStart"/>
-            <w:r>
-              <w:rPr>
-                <w:rFonts w:ascii="Times New Roman" w:hAnsi="Times New Roman" w:cs="Times New Roman"/>
-                <w:sz w:val="24"/>
-                <w:szCs w:val="24"/>
-              </w:rPr>
-              <w:t>Xét</w:t>
-            </w:r>
-            <w:proofErr w:type="spellEnd"/>
-            <w:r>
-              <w:rPr>
-                <w:rFonts w:ascii="Times New Roman" w:hAnsi="Times New Roman" w:cs="Times New Roman"/>
-                <w:sz w:val="24"/>
-                <w:szCs w:val="24"/>
-              </w:rPr>
-              <w:t xml:space="preserve"> </w:t>
-            </w:r>
-            <w:proofErr w:type="spellStart"/>
-            <w:r>
-              <w:rPr>
-                <w:rFonts w:ascii="Times New Roman" w:hAnsi="Times New Roman" w:cs="Times New Roman"/>
-                <w:sz w:val="24"/>
-                <w:szCs w:val="24"/>
-              </w:rPr>
-              <w:t>nghiệm</w:t>
-            </w:r>
-            <w:proofErr w:type="spellEnd"/>
-            <w:r>
-              <w:rPr>
-                <w:rFonts w:ascii="Times New Roman" w:hAnsi="Times New Roman" w:cs="Times New Roman"/>
-                <w:sz w:val="24"/>
-                <w:szCs w:val="24"/>
-              </w:rPr>
-              <w:t xml:space="preserve"> PCR – </w:t>
-            </w:r>
-            <w:proofErr w:type="spellStart"/>
-            <w:r>
-              <w:rPr>
-                <w:rFonts w:ascii="Times New Roman" w:hAnsi="Times New Roman" w:cs="Times New Roman"/>
-                <w:sz w:val="24"/>
-                <w:szCs w:val="24"/>
-              </w:rPr>
-              <w:t>mẫu</w:t>
-            </w:r>
-            <w:proofErr w:type="spellEnd"/>
-            <w:r>
-              <w:rPr>
-                <w:rFonts w:ascii="Times New Roman" w:hAnsi="Times New Roman" w:cs="Times New Roman"/>
-                <w:sz w:val="24"/>
-                <w:szCs w:val="24"/>
-              </w:rPr>
-              <w:t xml:space="preserve"> </w:t>
-            </w:r>
-            <w:proofErr w:type="spellStart"/>
-            <w:r>
-              <w:rPr>
-                <w:rFonts w:ascii="Times New Roman" w:hAnsi="Times New Roman" w:cs="Times New Roman"/>
-                <w:sz w:val="24"/>
-                <w:szCs w:val="24"/>
-              </w:rPr>
-              <w:t>đơn</w:t>
-            </w:r>
-            <w:proofErr w:type="spellEnd"/>
+              <w:rPr>
+                <w:rFonts w:ascii="Times New Roman" w:hAnsi="Times New Roman" w:cs="Times New Roman"/>
+                <w:b/>
+                <w:bCs/>
+              </w:rPr>
+            </w:pPr>
+            <w:r>
+              <w:rPr>
+                <w:rFonts w:ascii="Times New Roman" w:hAnsi="Times New Roman" w:cs="Times New Roman"/>
+                <w:b/>
+                <w:bCs/>
+              </w:rPr>
+              <w:t>Khám Nội-Khám Sức Khỏe (TT32_BYT)</w:t>
+            </w:r>
           </w:p>
         </w:tc>
         <w:tc>
@@ -850,7 +509,7 @@
                 <w:sz w:val="24"/>
                 <w:szCs w:val="24"/>
               </w:rPr>
-              <w:t>4</w:t>
+              <w:t>1</w:t>
             </w:r>
           </w:p>
         </w:tc>
@@ -864,17 +523,17 @@
               <w:jc w:val="center"/>
               <w:rPr>
                 <w:rFonts w:ascii="Times New Roman" w:hAnsi="Times New Roman" w:cs="Times New Roman"/>
-                <w:sz w:val="24"/>
-                <w:szCs w:val="24"/>
-              </w:rPr>
-            </w:pPr>
-            <w:r>
-              <w:rPr>
-                <w:rFonts w:ascii="Times New Roman" w:hAnsi="Times New Roman" w:cs="Times New Roman"/>
-                <w:sz w:val="24"/>
-                <w:szCs w:val="24"/>
-              </w:rPr>
-              <w:t>635.000</w:t>
+                <w:b/>
+                <w:bCs/>
+              </w:rPr>
+            </w:pPr>
+            <w:r>
+              <w:rPr>
+                <w:rFonts w:ascii="Times New Roman" w:hAnsi="Times New Roman" w:cs="Times New Roman"/>
+                <w:b/>
+                <w:bCs/>
+              </w:rPr>
+              <w:t>100.000</w:t>
             </w:r>
           </w:p>
         </w:tc>
@@ -885,20 +544,20 @@
           </w:tcPr>
           <w:p>
             <w:pPr>
-              <w:jc w:val="right"/>
-              <w:rPr>
-                <w:rFonts w:ascii="Times New Roman" w:hAnsi="Times New Roman" w:cs="Times New Roman"/>
-                <w:sz w:val="24"/>
-                <w:szCs w:val="24"/>
-              </w:rPr>
-            </w:pPr>
-            <w:r>
-              <w:rPr>
-                <w:rFonts w:ascii="Times New Roman" w:hAnsi="Times New Roman" w:cs="Times New Roman"/>
-                <w:sz w:val="24"/>
-                <w:szCs w:val="24"/>
-              </w:rPr>
-              <w:t>2.540.000</w:t>
+              <w:jc w:val="center"/>
+              <w:rPr>
+                <w:rFonts w:ascii="Times New Roman" w:hAnsi="Times New Roman" w:cs="Times New Roman"/>
+                <w:b/>
+                <w:bCs/>
+              </w:rPr>
+            </w:pPr>
+            <w:r>
+              <w:rPr>
+                <w:rFonts w:ascii="Times New Roman" w:hAnsi="Times New Roman" w:cs="Times New Roman"/>
+                <w:b/>
+                <w:bCs/>
+              </w:rPr>
+              <w:t>100.000</w:t>
             </w:r>
           </w:p>
         </w:tc>
@@ -935,77 +594,20 @@
           </w:tcPr>
           <w:p>
             <w:pPr>
-              <w:jc w:val="center"/>
-              <w:rPr>
-                <w:rFonts w:ascii="Times New Roman" w:hAnsi="Times New Roman" w:cs="Times New Roman"/>
-                <w:sz w:val="24"/>
-                <w:szCs w:val="24"/>
-              </w:rPr>
-            </w:pPr>
-            <w:proofErr w:type="spellStart"/>
-            <w:r>
-              <w:rPr>
-                <w:rFonts w:ascii="Times New Roman" w:hAnsi="Times New Roman" w:cs="Times New Roman"/>
-                <w:sz w:val="24"/>
-                <w:szCs w:val="24"/>
-              </w:rPr>
-              <w:t>Xét</w:t>
-            </w:r>
-            <w:proofErr w:type="spellEnd"/>
-            <w:r>
-              <w:rPr>
-                <w:rFonts w:ascii="Times New Roman" w:hAnsi="Times New Roman" w:cs="Times New Roman"/>
-                <w:sz w:val="24"/>
-                <w:szCs w:val="24"/>
-              </w:rPr>
-              <w:t xml:space="preserve"> </w:t>
-            </w:r>
-            <w:proofErr w:type="spellStart"/>
-            <w:r>
-              <w:rPr>
-                <w:rFonts w:ascii="Times New Roman" w:hAnsi="Times New Roman" w:cs="Times New Roman"/>
-                <w:sz w:val="24"/>
-                <w:szCs w:val="24"/>
-              </w:rPr>
-              <w:t>nghiệm</w:t>
-            </w:r>
-            <w:proofErr w:type="spellEnd"/>
-            <w:r>
-              <w:rPr>
-                <w:rFonts w:ascii="Times New Roman" w:hAnsi="Times New Roman" w:cs="Times New Roman"/>
-                <w:sz w:val="24"/>
-                <w:szCs w:val="24"/>
-              </w:rPr>
-              <w:t xml:space="preserve"> test </w:t>
-            </w:r>
-            <w:proofErr w:type="spellStart"/>
-            <w:r>
-              <w:rPr>
-                <w:rFonts w:ascii="Times New Roman" w:hAnsi="Times New Roman" w:cs="Times New Roman"/>
-                <w:sz w:val="24"/>
-                <w:szCs w:val="24"/>
-              </w:rPr>
-              <w:t>nhanh</w:t>
-            </w:r>
-            <w:proofErr w:type="spellEnd"/>
-            <w:r>
-              <w:rPr>
-                <w:rFonts w:ascii="Times New Roman" w:hAnsi="Times New Roman" w:cs="Times New Roman"/>
-                <w:sz w:val="24"/>
-                <w:szCs w:val="24"/>
-              </w:rPr>
-              <w:t xml:space="preserve"> </w:t>
-            </w:r>
-            <w:proofErr w:type="spellStart"/>
-            <w:r>
-              <w:rPr>
-                <w:rFonts w:ascii="Times New Roman" w:hAnsi="Times New Roman" w:cs="Times New Roman"/>
-                <w:sz w:val="24"/>
-                <w:szCs w:val="24"/>
-              </w:rPr>
-              <w:t>Covid</w:t>
-            </w:r>
-            <w:proofErr w:type="spellEnd"/>
+              <w:rPr>
+                <w:rFonts w:ascii="Times New Roman" w:hAnsi="Times New Roman" w:cs="Times New Roman"/>
+                <w:b/>
+                <w:bCs/>
+              </w:rPr>
+            </w:pPr>
+            <w:r>
+              <w:rPr>
+                <w:rFonts w:ascii="Times New Roman" w:hAnsi="Times New Roman" w:cs="Times New Roman"/>
+                <w:b/>
+                <w:bCs/>
+              </w:rPr>
+              <w:t>Khám Ngoại-Khám Sức Khỏe (TT32_BYT)</w:t>
+            </w:r>
           </w:p>
         </w:tc>
         <w:tc>
@@ -1028,7 +630,7 @@
                 <w:sz w:val="24"/>
                 <w:szCs w:val="24"/>
               </w:rPr>
-              <w:t>7</w:t>
+              <w:t>1</w:t>
             </w:r>
           </w:p>
         </w:tc>
@@ -1042,17 +644,17 @@
               <w:jc w:val="center"/>
               <w:rPr>
                 <w:rFonts w:ascii="Times New Roman" w:hAnsi="Times New Roman" w:cs="Times New Roman"/>
-                <w:sz w:val="24"/>
-                <w:szCs w:val="24"/>
-              </w:rPr>
-            </w:pPr>
-            <w:r>
-              <w:rPr>
-                <w:rFonts w:ascii="Times New Roman" w:hAnsi="Times New Roman" w:cs="Times New Roman"/>
-                <w:sz w:val="24"/>
-                <w:szCs w:val="24"/>
-              </w:rPr>
-              <w:t>160.000</w:t>
+                <w:b/>
+                <w:bCs/>
+              </w:rPr>
+            </w:pPr>
+            <w:r>
+              <w:rPr>
+                <w:rFonts w:ascii="Times New Roman" w:hAnsi="Times New Roman" w:cs="Times New Roman"/>
+                <w:b/>
+                <w:bCs/>
+              </w:rPr>
+              <w:t>20.000</w:t>
             </w:r>
           </w:p>
         </w:tc>
@@ -1063,20 +665,20 @@
           </w:tcPr>
           <w:p>
             <w:pPr>
-              <w:jc w:val="right"/>
-              <w:rPr>
-                <w:rFonts w:ascii="Times New Roman" w:hAnsi="Times New Roman" w:cs="Times New Roman"/>
-                <w:sz w:val="24"/>
-                <w:szCs w:val="24"/>
-              </w:rPr>
-            </w:pPr>
-            <w:r>
-              <w:rPr>
-                <w:rFonts w:ascii="Times New Roman" w:hAnsi="Times New Roman" w:cs="Times New Roman"/>
-                <w:sz w:val="24"/>
-                <w:szCs w:val="24"/>
-              </w:rPr>
-              <w:t>1.120.000</w:t>
+              <w:jc w:val="center"/>
+              <w:rPr>
+                <w:rFonts w:ascii="Times New Roman" w:hAnsi="Times New Roman" w:cs="Times New Roman"/>
+                <w:b/>
+                <w:bCs/>
+              </w:rPr>
+            </w:pPr>
+            <w:r>
+              <w:rPr>
+                <w:rFonts w:ascii="Times New Roman" w:hAnsi="Times New Roman" w:cs="Times New Roman"/>
+                <w:b/>
+                <w:bCs/>
+              </w:rPr>
+              <w:t>20.000</w:t>
             </w:r>
           </w:p>
         </w:tc>
@@ -1119,121 +721,20 @@
           </w:tcPr>
           <w:p>
             <w:pPr>
-              <w:jc w:val="center"/>
-              <w:rPr>
-                <w:rFonts w:ascii="Times New Roman" w:hAnsi="Times New Roman" w:cs="Times New Roman"/>
-                <w:sz w:val="24"/>
-                <w:szCs w:val="24"/>
-              </w:rPr>
-            </w:pPr>
-            <w:r>
-              <w:rPr>
-                <w:rFonts w:ascii="Times New Roman" w:hAnsi="Times New Roman" w:cs="Times New Roman"/>
-                <w:sz w:val="24"/>
-                <w:szCs w:val="24"/>
-              </w:rPr>
-              <w:t xml:space="preserve">Chi </w:t>
-            </w:r>
-            <w:proofErr w:type="spellStart"/>
-            <w:r>
-              <w:rPr>
-                <w:rFonts w:ascii="Times New Roman" w:hAnsi="Times New Roman" w:cs="Times New Roman"/>
-                <w:sz w:val="24"/>
-                <w:szCs w:val="24"/>
-              </w:rPr>
-              <w:t>phí</w:t>
-            </w:r>
-            <w:proofErr w:type="spellEnd"/>
-            <w:r>
-              <w:rPr>
-                <w:rFonts w:ascii="Times New Roman" w:hAnsi="Times New Roman" w:cs="Times New Roman"/>
-                <w:sz w:val="24"/>
-                <w:szCs w:val="24"/>
-              </w:rPr>
-              <w:t xml:space="preserve"> </w:t>
-            </w:r>
-            <w:proofErr w:type="spellStart"/>
-            <w:r>
-              <w:rPr>
-                <w:rFonts w:ascii="Times New Roman" w:hAnsi="Times New Roman" w:cs="Times New Roman"/>
-                <w:sz w:val="24"/>
-                <w:szCs w:val="24"/>
-              </w:rPr>
-              <w:t>lấy</w:t>
-            </w:r>
-            <w:proofErr w:type="spellEnd"/>
-            <w:r>
-              <w:rPr>
-                <w:rFonts w:ascii="Times New Roman" w:hAnsi="Times New Roman" w:cs="Times New Roman"/>
-                <w:sz w:val="24"/>
-                <w:szCs w:val="24"/>
-              </w:rPr>
-              <w:t xml:space="preserve"> </w:t>
-            </w:r>
-            <w:proofErr w:type="spellStart"/>
-            <w:r>
-              <w:rPr>
-                <w:rFonts w:ascii="Times New Roman" w:hAnsi="Times New Roman" w:cs="Times New Roman"/>
-                <w:sz w:val="24"/>
-                <w:szCs w:val="24"/>
-              </w:rPr>
-              <w:t>mẫu</w:t>
-            </w:r>
-            <w:proofErr w:type="spellEnd"/>
-            <w:r>
-              <w:rPr>
-                <w:rFonts w:ascii="Times New Roman" w:hAnsi="Times New Roman" w:cs="Times New Roman"/>
-                <w:sz w:val="24"/>
-                <w:szCs w:val="24"/>
-              </w:rPr>
-              <w:t xml:space="preserve"> </w:t>
-            </w:r>
-            <w:proofErr w:type="spellStart"/>
-            <w:r>
-              <w:rPr>
-                <w:rFonts w:ascii="Times New Roman" w:hAnsi="Times New Roman" w:cs="Times New Roman"/>
-                <w:sz w:val="24"/>
-                <w:szCs w:val="24"/>
-              </w:rPr>
-              <w:t>tại</w:t>
-            </w:r>
-            <w:proofErr w:type="spellEnd"/>
-            <w:r>
-              <w:rPr>
-                <w:rFonts w:ascii="Times New Roman" w:hAnsi="Times New Roman" w:cs="Times New Roman"/>
-                <w:sz w:val="24"/>
-                <w:szCs w:val="24"/>
-              </w:rPr>
-              <w:t xml:space="preserve"> </w:t>
-            </w:r>
-            <w:proofErr w:type="spellStart"/>
-            <w:r>
-              <w:rPr>
-                <w:rFonts w:ascii="Times New Roman" w:hAnsi="Times New Roman" w:cs="Times New Roman"/>
-                <w:sz w:val="24"/>
-                <w:szCs w:val="24"/>
-              </w:rPr>
-              <w:t>đơn</w:t>
-            </w:r>
-            <w:proofErr w:type="spellEnd"/>
-            <w:r>
-              <w:rPr>
-                <w:rFonts w:ascii="Times New Roman" w:hAnsi="Times New Roman" w:cs="Times New Roman"/>
-                <w:sz w:val="24"/>
-                <w:szCs w:val="24"/>
-              </w:rPr>
-              <w:t xml:space="preserve"> </w:t>
-            </w:r>
-            <w:proofErr w:type="spellStart"/>
-            <w:r>
-              <w:rPr>
-                <w:rFonts w:ascii="Times New Roman" w:hAnsi="Times New Roman" w:cs="Times New Roman"/>
-                <w:sz w:val="24"/>
-                <w:szCs w:val="24"/>
-              </w:rPr>
-              <w:t>vị</w:t>
-            </w:r>
-            <w:proofErr w:type="spellEnd"/>
+              <w:rPr>
+                <w:rFonts w:ascii="Times New Roman" w:hAnsi="Times New Roman" w:cs="Times New Roman"/>
+                <w:b/>
+                <w:bCs/>
+              </w:rPr>
+            </w:pPr>
+            <w:r>
+              <w:rPr>
+                <w:rFonts w:ascii="Times New Roman" w:hAnsi="Times New Roman" w:cs="Times New Roman"/>
+                <w:b/>
+                <w:bCs/>
+              </w:rPr>
+              <w:t>Khám RHM-Khám Sức Khỏe (TT32_BYT)</w:t>
+            </w:r>
           </w:p>
         </w:tc>
         <w:tc>
@@ -1276,17 +777,17 @@
               <w:jc w:val="center"/>
               <w:rPr>
                 <w:rFonts w:ascii="Times New Roman" w:hAnsi="Times New Roman" w:cs="Times New Roman"/>
-                <w:sz w:val="24"/>
-                <w:szCs w:val="24"/>
-              </w:rPr>
-            </w:pPr>
-            <w:r>
-              <w:rPr>
-                <w:rFonts w:ascii="Times New Roman" w:hAnsi="Times New Roman" w:cs="Times New Roman"/>
-                <w:sz w:val="24"/>
-                <w:szCs w:val="24"/>
-              </w:rPr>
-              <w:t>750.000</w:t>
+                <w:b/>
+                <w:bCs/>
+              </w:rPr>
+            </w:pPr>
+            <w:r>
+              <w:rPr>
+                <w:rFonts w:ascii="Times New Roman" w:hAnsi="Times New Roman" w:cs="Times New Roman"/>
+                <w:b/>
+                <w:bCs/>
+              </w:rPr>
+              <w:t>20.000</w:t>
             </w:r>
           </w:p>
         </w:tc>
@@ -1300,20 +801,2214 @@
           </w:tcPr>
           <w:p>
             <w:pPr>
-              <w:jc w:val="right"/>
-              <w:rPr>
-                <w:rFonts w:ascii="Times New Roman" w:hAnsi="Times New Roman" w:cs="Times New Roman"/>
-                <w:sz w:val="24"/>
-                <w:szCs w:val="24"/>
-              </w:rPr>
-            </w:pPr>
-            <w:r>
-              <w:rPr>
-                <w:rFonts w:ascii="Times New Roman" w:hAnsi="Times New Roman" w:cs="Times New Roman"/>
-                <w:sz w:val="24"/>
-                <w:szCs w:val="24"/>
-              </w:rPr>
-              <w:t>750.000</w:t>
+              <w:jc w:val="center"/>
+              <w:rPr>
+                <w:rFonts w:ascii="Times New Roman" w:hAnsi="Times New Roman" w:cs="Times New Roman"/>
+                <w:b/>
+                <w:bCs/>
+              </w:rPr>
+            </w:pPr>
+            <w:r>
+              <w:rPr>
+                <w:rFonts w:ascii="Times New Roman" w:hAnsi="Times New Roman" w:cs="Times New Roman"/>
+                <w:b/>
+                <w:bCs/>
+              </w:rPr>
+              <w:t>20.000</w:t>
+            </w:r>
+          </w:p>
+        </w:tc>
+      </w:tr>
+      <w:tr>
+        <w:tc>
+          <w:tcPr>
+            <w:tcW w:w="670" w:type="dxa"/>
+            <w:tcBorders>
+              <w:bottom w:val="single" w:sz="4" w:space="0" w:color="auto"/>
+            </w:tcBorders>
+            <w:vAlign w:val="center"/>
+          </w:tcPr>
+          <w:p>
+            <w:pPr>
+              <w:jc w:val="center"/>
+              <w:rPr>
+                <w:rFonts w:ascii="Times New Roman" w:hAnsi="Times New Roman" w:cs="Times New Roman"/>
+                <w:sz w:val="24"/>
+                <w:szCs w:val="24"/>
+              </w:rPr>
+            </w:pPr>
+            <w:r>
+              <w:rPr>
+                <w:rFonts w:ascii="Times New Roman" w:hAnsi="Times New Roman" w:cs="Times New Roman"/>
+                <w:sz w:val="24"/>
+                <w:szCs w:val="24"/>
+              </w:rPr>
+              <w:t>04</w:t>
+            </w:r>
+          </w:p>
+        </w:tc>
+        <w:tc>
+          <w:tcPr>
+            <w:tcW w:w="4150" w:type="dxa"/>
+            <w:tcBorders>
+              <w:bottom w:val="single" w:sz="4" w:space="0" w:color="auto"/>
+            </w:tcBorders>
+            <w:vAlign w:val="center"/>
+          </w:tcPr>
+          <w:p>
+            <w:pPr>
+              <w:rPr>
+                <w:rFonts w:ascii="Times New Roman" w:hAnsi="Times New Roman" w:cs="Times New Roman"/>
+                <w:b/>
+                <w:bCs/>
+              </w:rPr>
+            </w:pPr>
+            <w:r>
+              <w:rPr>
+                <w:rFonts w:ascii="Times New Roman" w:hAnsi="Times New Roman" w:cs="Times New Roman"/>
+                <w:b/>
+                <w:bCs/>
+              </w:rPr>
+              <w:t>Khám TMH-Khám Sức Khỏe (TT32_BYT)</w:t>
+            </w:r>
+          </w:p>
+        </w:tc>
+        <w:tc>
+          <w:tcPr>
+            <w:tcW w:w="1000" w:type="dxa"/>
+            <w:tcBorders>
+              <w:bottom w:val="single" w:sz="4" w:space="0" w:color="auto"/>
+            </w:tcBorders>
+            <w:vAlign w:val="center"/>
+          </w:tcPr>
+          <w:p>
+            <w:pPr>
+              <w:jc w:val="center"/>
+              <w:rPr>
+                <w:rFonts w:ascii="Times New Roman" w:hAnsi="Times New Roman" w:cs="Times New Roman"/>
+                <w:sz w:val="24"/>
+                <w:szCs w:val="24"/>
+              </w:rPr>
+            </w:pPr>
+            <w:r>
+              <w:rPr>
+                <w:rFonts w:ascii="Times New Roman" w:hAnsi="Times New Roman" w:cs="Times New Roman"/>
+                <w:sz w:val="24"/>
+                <w:szCs w:val="24"/>
+              </w:rPr>
+              <w:t>1</w:t>
+            </w:r>
+          </w:p>
+        </w:tc>
+        <w:tc>
+          <w:tcPr>
+            <w:tcW w:w="2060" w:type="dxa"/>
+            <w:tcBorders>
+              <w:bottom w:val="single" w:sz="4" w:space="0" w:color="auto"/>
+            </w:tcBorders>
+            <w:vAlign w:val="center"/>
+          </w:tcPr>
+          <w:p>
+            <w:pPr>
+              <w:jc w:val="center"/>
+              <w:rPr>
+                <w:rFonts w:ascii="Times New Roman" w:hAnsi="Times New Roman" w:cs="Times New Roman"/>
+                <w:b/>
+                <w:bCs/>
+              </w:rPr>
+            </w:pPr>
+            <w:r>
+              <w:rPr>
+                <w:rFonts w:ascii="Times New Roman" w:hAnsi="Times New Roman" w:cs="Times New Roman"/>
+                <w:b/>
+                <w:bCs/>
+              </w:rPr>
+              <w:t>20.000</w:t>
+            </w:r>
+          </w:p>
+        </w:tc>
+        <w:tc>
+          <w:tcPr>
+            <w:tcW w:w="2468" w:type="dxa"/>
+            <w:tcBorders>
+              <w:bottom w:val="single" w:sz="4" w:space="0" w:color="auto"/>
+            </w:tcBorders>
+            <w:vAlign w:val="center"/>
+          </w:tcPr>
+          <w:p>
+            <w:pPr>
+              <w:jc w:val="center"/>
+              <w:rPr>
+                <w:rFonts w:ascii="Times New Roman" w:hAnsi="Times New Roman" w:cs="Times New Roman"/>
+                <w:b/>
+                <w:bCs/>
+              </w:rPr>
+            </w:pPr>
+            <w:r>
+              <w:rPr>
+                <w:rFonts w:ascii="Times New Roman" w:hAnsi="Times New Roman" w:cs="Times New Roman"/>
+                <w:b/>
+                <w:bCs/>
+              </w:rPr>
+              <w:t>20.000</w:t>
+            </w:r>
+          </w:p>
+        </w:tc>
+      </w:tr>
+      <w:tr>
+        <w:tc>
+          <w:tcPr>
+            <w:tcW w:w="670" w:type="dxa"/>
+            <w:tcBorders>
+              <w:bottom w:val="single" w:sz="4" w:space="0" w:color="auto"/>
+            </w:tcBorders>
+            <w:vAlign w:val="center"/>
+          </w:tcPr>
+          <w:p>
+            <w:pPr>
+              <w:jc w:val="center"/>
+              <w:rPr>
+                <w:rFonts w:ascii="Times New Roman" w:hAnsi="Times New Roman" w:cs="Times New Roman"/>
+                <w:sz w:val="24"/>
+                <w:szCs w:val="24"/>
+              </w:rPr>
+            </w:pPr>
+            <w:r>
+              <w:rPr>
+                <w:rFonts w:ascii="Times New Roman" w:hAnsi="Times New Roman" w:cs="Times New Roman"/>
+                <w:sz w:val="24"/>
+                <w:szCs w:val="24"/>
+              </w:rPr>
+              <w:t>05</w:t>
+            </w:r>
+          </w:p>
+        </w:tc>
+        <w:tc>
+          <w:tcPr>
+            <w:tcW w:w="4150" w:type="dxa"/>
+            <w:tcBorders>
+              <w:bottom w:val="single" w:sz="4" w:space="0" w:color="auto"/>
+            </w:tcBorders>
+            <w:vAlign w:val="center"/>
+          </w:tcPr>
+          <w:p>
+            <w:pPr>
+              <w:rPr>
+                <w:rFonts w:ascii="Times New Roman" w:hAnsi="Times New Roman" w:cs="Times New Roman"/>
+                <w:b/>
+                <w:bCs/>
+              </w:rPr>
+            </w:pPr>
+            <w:r>
+              <w:rPr>
+                <w:rFonts w:ascii="Times New Roman" w:hAnsi="Times New Roman" w:cs="Times New Roman"/>
+                <w:b/>
+                <w:bCs/>
+              </w:rPr>
+              <w:t>Chụp X-quang tim phổi kỹ thuật số (hãng Fuji-Nhật)</w:t>
+            </w:r>
+          </w:p>
+        </w:tc>
+        <w:tc>
+          <w:tcPr>
+            <w:tcW w:w="1000" w:type="dxa"/>
+            <w:tcBorders>
+              <w:bottom w:val="single" w:sz="4" w:space="0" w:color="auto"/>
+            </w:tcBorders>
+            <w:vAlign w:val="center"/>
+          </w:tcPr>
+          <w:p>
+            <w:pPr>
+              <w:jc w:val="center"/>
+              <w:rPr>
+                <w:rFonts w:ascii="Times New Roman" w:hAnsi="Times New Roman" w:cs="Times New Roman"/>
+                <w:sz w:val="24"/>
+                <w:szCs w:val="24"/>
+              </w:rPr>
+            </w:pPr>
+            <w:r>
+              <w:rPr>
+                <w:rFonts w:ascii="Times New Roman" w:hAnsi="Times New Roman" w:cs="Times New Roman"/>
+                <w:sz w:val="24"/>
+                <w:szCs w:val="24"/>
+              </w:rPr>
+              <w:t>1</w:t>
+            </w:r>
+          </w:p>
+        </w:tc>
+        <w:tc>
+          <w:tcPr>
+            <w:tcW w:w="2060" w:type="dxa"/>
+            <w:tcBorders>
+              <w:bottom w:val="single" w:sz="4" w:space="0" w:color="auto"/>
+            </w:tcBorders>
+            <w:vAlign w:val="center"/>
+          </w:tcPr>
+          <w:p>
+            <w:pPr>
+              <w:jc w:val="center"/>
+              <w:rPr>
+                <w:rFonts w:ascii="Times New Roman" w:hAnsi="Times New Roman" w:cs="Times New Roman"/>
+                <w:b/>
+                <w:bCs/>
+              </w:rPr>
+            </w:pPr>
+            <w:r>
+              <w:rPr>
+                <w:rFonts w:ascii="Times New Roman" w:hAnsi="Times New Roman" w:cs="Times New Roman"/>
+                <w:b/>
+                <w:bCs/>
+              </w:rPr>
+              <w:t>102.000</w:t>
+            </w:r>
+          </w:p>
+        </w:tc>
+        <w:tc>
+          <w:tcPr>
+            <w:tcW w:w="2468" w:type="dxa"/>
+            <w:tcBorders>
+              <w:bottom w:val="single" w:sz="4" w:space="0" w:color="auto"/>
+            </w:tcBorders>
+            <w:vAlign w:val="center"/>
+          </w:tcPr>
+          <w:p>
+            <w:pPr>
+              <w:jc w:val="center"/>
+              <w:rPr>
+                <w:rFonts w:ascii="Times New Roman" w:hAnsi="Times New Roman" w:cs="Times New Roman"/>
+                <w:b/>
+                <w:bCs/>
+              </w:rPr>
+            </w:pPr>
+            <w:r>
+              <w:rPr>
+                <w:rFonts w:ascii="Times New Roman" w:hAnsi="Times New Roman" w:cs="Times New Roman"/>
+                <w:b/>
+                <w:bCs/>
+              </w:rPr>
+              <w:t>102.000</w:t>
+            </w:r>
+          </w:p>
+        </w:tc>
+      </w:tr>
+      <w:tr>
+        <w:tc>
+          <w:tcPr>
+            <w:tcW w:w="670" w:type="dxa"/>
+            <w:tcBorders>
+              <w:bottom w:val="single" w:sz="4" w:space="0" w:color="auto"/>
+            </w:tcBorders>
+            <w:vAlign w:val="center"/>
+          </w:tcPr>
+          <w:p>
+            <w:pPr>
+              <w:jc w:val="center"/>
+              <w:rPr>
+                <w:rFonts w:ascii="Times New Roman" w:hAnsi="Times New Roman" w:cs="Times New Roman"/>
+                <w:sz w:val="24"/>
+                <w:szCs w:val="24"/>
+              </w:rPr>
+            </w:pPr>
+            <w:r>
+              <w:rPr>
+                <w:rFonts w:ascii="Times New Roman" w:hAnsi="Times New Roman" w:cs="Times New Roman"/>
+                <w:sz w:val="24"/>
+                <w:szCs w:val="24"/>
+              </w:rPr>
+              <w:t>06</w:t>
+            </w:r>
+          </w:p>
+        </w:tc>
+        <w:tc>
+          <w:tcPr>
+            <w:tcW w:w="4150" w:type="dxa"/>
+            <w:tcBorders>
+              <w:bottom w:val="single" w:sz="4" w:space="0" w:color="auto"/>
+            </w:tcBorders>
+            <w:vAlign w:val="center"/>
+          </w:tcPr>
+          <w:p>
+            <w:pPr>
+              <w:rPr>
+                <w:rFonts w:ascii="Times New Roman" w:hAnsi="Times New Roman" w:cs="Times New Roman"/>
+                <w:b/>
+                <w:bCs/>
+              </w:rPr>
+            </w:pPr>
+            <w:r>
+              <w:rPr>
+                <w:rFonts w:ascii="Times New Roman" w:hAnsi="Times New Roman" w:cs="Times New Roman"/>
+                <w:b/>
+                <w:bCs/>
+              </w:rPr>
+              <w:t>Điện tâm đồ/ECG</w:t>
+            </w:r>
+          </w:p>
+        </w:tc>
+        <w:tc>
+          <w:tcPr>
+            <w:tcW w:w="1000" w:type="dxa"/>
+            <w:tcBorders>
+              <w:bottom w:val="single" w:sz="4" w:space="0" w:color="auto"/>
+            </w:tcBorders>
+            <w:vAlign w:val="center"/>
+          </w:tcPr>
+          <w:p>
+            <w:pPr>
+              <w:jc w:val="center"/>
+              <w:rPr>
+                <w:rFonts w:ascii="Times New Roman" w:hAnsi="Times New Roman" w:cs="Times New Roman"/>
+                <w:sz w:val="24"/>
+                <w:szCs w:val="24"/>
+              </w:rPr>
+            </w:pPr>
+            <w:r>
+              <w:rPr>
+                <w:rFonts w:ascii="Times New Roman" w:hAnsi="Times New Roman" w:cs="Times New Roman"/>
+                <w:sz w:val="24"/>
+                <w:szCs w:val="24"/>
+              </w:rPr>
+              <w:t>1</w:t>
+            </w:r>
+          </w:p>
+        </w:tc>
+        <w:tc>
+          <w:tcPr>
+            <w:tcW w:w="2060" w:type="dxa"/>
+            <w:tcBorders>
+              <w:bottom w:val="single" w:sz="4" w:space="0" w:color="auto"/>
+            </w:tcBorders>
+            <w:vAlign w:val="center"/>
+          </w:tcPr>
+          <w:p>
+            <w:pPr>
+              <w:jc w:val="center"/>
+              <w:rPr>
+                <w:rFonts w:ascii="Times New Roman" w:hAnsi="Times New Roman" w:cs="Times New Roman"/>
+                <w:b/>
+                <w:bCs/>
+              </w:rPr>
+            </w:pPr>
+            <w:r>
+              <w:rPr>
+                <w:rFonts w:ascii="Times New Roman" w:hAnsi="Times New Roman" w:cs="Times New Roman"/>
+                <w:b/>
+                <w:bCs/>
+              </w:rPr>
+              <w:t>140.000</w:t>
+            </w:r>
+          </w:p>
+        </w:tc>
+        <w:tc>
+          <w:tcPr>
+            <w:tcW w:w="2468" w:type="dxa"/>
+            <w:tcBorders>
+              <w:bottom w:val="single" w:sz="4" w:space="0" w:color="auto"/>
+            </w:tcBorders>
+            <w:vAlign w:val="center"/>
+          </w:tcPr>
+          <w:p>
+            <w:pPr>
+              <w:jc w:val="center"/>
+              <w:rPr>
+                <w:rFonts w:ascii="Times New Roman" w:hAnsi="Times New Roman" w:cs="Times New Roman"/>
+                <w:b/>
+                <w:bCs/>
+              </w:rPr>
+            </w:pPr>
+            <w:r>
+              <w:rPr>
+                <w:rFonts w:ascii="Times New Roman" w:hAnsi="Times New Roman" w:cs="Times New Roman"/>
+                <w:b/>
+                <w:bCs/>
+              </w:rPr>
+              <w:t>140.000</w:t>
+            </w:r>
+          </w:p>
+        </w:tc>
+      </w:tr>
+      <w:tr>
+        <w:tc>
+          <w:tcPr>
+            <w:tcW w:w="670" w:type="dxa"/>
+            <w:tcBorders>
+              <w:bottom w:val="single" w:sz="4" w:space="0" w:color="auto"/>
+            </w:tcBorders>
+            <w:vAlign w:val="center"/>
+          </w:tcPr>
+          <w:p>
+            <w:pPr>
+              <w:jc w:val="center"/>
+              <w:rPr>
+                <w:rFonts w:ascii="Times New Roman" w:hAnsi="Times New Roman" w:cs="Times New Roman"/>
+                <w:sz w:val="24"/>
+                <w:szCs w:val="24"/>
+              </w:rPr>
+            </w:pPr>
+            <w:r>
+              <w:rPr>
+                <w:rFonts w:ascii="Times New Roman" w:hAnsi="Times New Roman" w:cs="Times New Roman"/>
+                <w:sz w:val="24"/>
+                <w:szCs w:val="24"/>
+              </w:rPr>
+              <w:t>07</w:t>
+            </w:r>
+          </w:p>
+        </w:tc>
+        <w:tc>
+          <w:tcPr>
+            <w:tcW w:w="4150" w:type="dxa"/>
+            <w:tcBorders>
+              <w:bottom w:val="single" w:sz="4" w:space="0" w:color="auto"/>
+            </w:tcBorders>
+            <w:vAlign w:val="center"/>
+          </w:tcPr>
+          <w:p>
+            <w:pPr>
+              <w:rPr>
+                <w:rFonts w:ascii="Times New Roman" w:hAnsi="Times New Roman" w:cs="Times New Roman"/>
+                <w:b/>
+                <w:bCs/>
+              </w:rPr>
+            </w:pPr>
+            <w:r>
+              <w:rPr>
+                <w:rFonts w:ascii="Times New Roman" w:hAnsi="Times New Roman" w:cs="Times New Roman"/>
+                <w:b/>
+                <w:bCs/>
+              </w:rPr>
+              <w:t>Nội soi đại tràng có gây mê (trọn gói)</w:t>
+            </w:r>
+          </w:p>
+        </w:tc>
+        <w:tc>
+          <w:tcPr>
+            <w:tcW w:w="1000" w:type="dxa"/>
+            <w:tcBorders>
+              <w:bottom w:val="single" w:sz="4" w:space="0" w:color="auto"/>
+            </w:tcBorders>
+            <w:vAlign w:val="center"/>
+          </w:tcPr>
+          <w:p>
+            <w:pPr>
+              <w:jc w:val="center"/>
+              <w:rPr>
+                <w:rFonts w:ascii="Times New Roman" w:hAnsi="Times New Roman" w:cs="Times New Roman"/>
+                <w:sz w:val="24"/>
+                <w:szCs w:val="24"/>
+              </w:rPr>
+            </w:pPr>
+            <w:r>
+              <w:rPr>
+                <w:rFonts w:ascii="Times New Roman" w:hAnsi="Times New Roman" w:cs="Times New Roman"/>
+                <w:sz w:val="24"/>
+                <w:szCs w:val="24"/>
+              </w:rPr>
+              <w:t>1</w:t>
+            </w:r>
+          </w:p>
+        </w:tc>
+        <w:tc>
+          <w:tcPr>
+            <w:tcW w:w="2060" w:type="dxa"/>
+            <w:tcBorders>
+              <w:bottom w:val="single" w:sz="4" w:space="0" w:color="auto"/>
+            </w:tcBorders>
+            <w:vAlign w:val="center"/>
+          </w:tcPr>
+          <w:p>
+            <w:pPr>
+              <w:jc w:val="center"/>
+              <w:rPr>
+                <w:rFonts w:ascii="Times New Roman" w:hAnsi="Times New Roman" w:cs="Times New Roman"/>
+                <w:b/>
+                <w:bCs/>
+              </w:rPr>
+            </w:pPr>
+            <w:r>
+              <w:rPr>
+                <w:rFonts w:ascii="Times New Roman" w:hAnsi="Times New Roman" w:cs="Times New Roman"/>
+                <w:b/>
+                <w:bCs/>
+              </w:rPr>
+              <w:t>2.952.000</w:t>
+            </w:r>
+          </w:p>
+        </w:tc>
+        <w:tc>
+          <w:tcPr>
+            <w:tcW w:w="2468" w:type="dxa"/>
+            <w:tcBorders>
+              <w:bottom w:val="single" w:sz="4" w:space="0" w:color="auto"/>
+            </w:tcBorders>
+            <w:vAlign w:val="center"/>
+          </w:tcPr>
+          <w:p>
+            <w:pPr>
+              <w:jc w:val="center"/>
+              <w:rPr>
+                <w:rFonts w:ascii="Times New Roman" w:hAnsi="Times New Roman" w:cs="Times New Roman"/>
+                <w:b/>
+                <w:bCs/>
+              </w:rPr>
+            </w:pPr>
+            <w:r>
+              <w:rPr>
+                <w:rFonts w:ascii="Times New Roman" w:hAnsi="Times New Roman" w:cs="Times New Roman"/>
+                <w:b/>
+                <w:bCs/>
+              </w:rPr>
+              <w:t>2.952.000</w:t>
+            </w:r>
+          </w:p>
+        </w:tc>
+      </w:tr>
+      <w:tr>
+        <w:tc>
+          <w:tcPr>
+            <w:tcW w:w="670" w:type="dxa"/>
+            <w:tcBorders>
+              <w:bottom w:val="single" w:sz="4" w:space="0" w:color="auto"/>
+            </w:tcBorders>
+            <w:vAlign w:val="center"/>
+          </w:tcPr>
+          <w:p>
+            <w:pPr>
+              <w:jc w:val="center"/>
+              <w:rPr>
+                <w:rFonts w:ascii="Times New Roman" w:hAnsi="Times New Roman" w:cs="Times New Roman"/>
+                <w:sz w:val="24"/>
+                <w:szCs w:val="24"/>
+              </w:rPr>
+            </w:pPr>
+            <w:r>
+              <w:rPr>
+                <w:rFonts w:ascii="Times New Roman" w:hAnsi="Times New Roman" w:cs="Times New Roman"/>
+                <w:sz w:val="24"/>
+                <w:szCs w:val="24"/>
+              </w:rPr>
+              <w:t>08</w:t>
+            </w:r>
+          </w:p>
+        </w:tc>
+        <w:tc>
+          <w:tcPr>
+            <w:tcW w:w="4150" w:type="dxa"/>
+            <w:tcBorders>
+              <w:bottom w:val="single" w:sz="4" w:space="0" w:color="auto"/>
+            </w:tcBorders>
+            <w:vAlign w:val="center"/>
+          </w:tcPr>
+          <w:p>
+            <w:pPr>
+              <w:rPr>
+                <w:rFonts w:ascii="Times New Roman" w:hAnsi="Times New Roman" w:cs="Times New Roman"/>
+                <w:b/>
+                <w:bCs/>
+              </w:rPr>
+            </w:pPr>
+            <w:r>
+              <w:rPr>
+                <w:rFonts w:ascii="Times New Roman" w:hAnsi="Times New Roman" w:cs="Times New Roman"/>
+                <w:b/>
+                <w:bCs/>
+              </w:rPr>
+              <w:t>ALT (SGPT)</w:t>
+            </w:r>
+          </w:p>
+        </w:tc>
+        <w:tc>
+          <w:tcPr>
+            <w:tcW w:w="1000" w:type="dxa"/>
+            <w:tcBorders>
+              <w:bottom w:val="single" w:sz="4" w:space="0" w:color="auto"/>
+            </w:tcBorders>
+            <w:vAlign w:val="center"/>
+          </w:tcPr>
+          <w:p>
+            <w:pPr>
+              <w:jc w:val="center"/>
+              <w:rPr>
+                <w:rFonts w:ascii="Times New Roman" w:hAnsi="Times New Roman" w:cs="Times New Roman"/>
+                <w:sz w:val="24"/>
+                <w:szCs w:val="24"/>
+              </w:rPr>
+            </w:pPr>
+            <w:r>
+              <w:rPr>
+                <w:rFonts w:ascii="Times New Roman" w:hAnsi="Times New Roman" w:cs="Times New Roman"/>
+                <w:sz w:val="24"/>
+                <w:szCs w:val="24"/>
+              </w:rPr>
+              <w:t>1</w:t>
+            </w:r>
+          </w:p>
+        </w:tc>
+        <w:tc>
+          <w:tcPr>
+            <w:tcW w:w="2060" w:type="dxa"/>
+            <w:tcBorders>
+              <w:bottom w:val="single" w:sz="4" w:space="0" w:color="auto"/>
+            </w:tcBorders>
+            <w:vAlign w:val="center"/>
+          </w:tcPr>
+          <w:p>
+            <w:pPr>
+              <w:jc w:val="center"/>
+              <w:rPr>
+                <w:rFonts w:ascii="Times New Roman" w:hAnsi="Times New Roman" w:cs="Times New Roman"/>
+                <w:b/>
+                <w:bCs/>
+              </w:rPr>
+            </w:pPr>
+            <w:r>
+              <w:rPr>
+                <w:rFonts w:ascii="Times New Roman" w:hAnsi="Times New Roman" w:cs="Times New Roman"/>
+                <w:b/>
+                <w:bCs/>
+              </w:rPr>
+              <w:t>30.000</w:t>
+            </w:r>
+          </w:p>
+        </w:tc>
+        <w:tc>
+          <w:tcPr>
+            <w:tcW w:w="2468" w:type="dxa"/>
+            <w:tcBorders>
+              <w:bottom w:val="single" w:sz="4" w:space="0" w:color="auto"/>
+            </w:tcBorders>
+            <w:vAlign w:val="center"/>
+          </w:tcPr>
+          <w:p>
+            <w:pPr>
+              <w:jc w:val="center"/>
+              <w:rPr>
+                <w:rFonts w:ascii="Times New Roman" w:hAnsi="Times New Roman" w:cs="Times New Roman"/>
+                <w:b/>
+                <w:bCs/>
+              </w:rPr>
+            </w:pPr>
+            <w:r>
+              <w:rPr>
+                <w:rFonts w:ascii="Times New Roman" w:hAnsi="Times New Roman" w:cs="Times New Roman"/>
+                <w:b/>
+                <w:bCs/>
+              </w:rPr>
+              <w:t>30.000</w:t>
+            </w:r>
+          </w:p>
+        </w:tc>
+      </w:tr>
+      <w:tr>
+        <w:tc>
+          <w:tcPr>
+            <w:tcW w:w="670" w:type="dxa"/>
+            <w:tcBorders>
+              <w:bottom w:val="single" w:sz="4" w:space="0" w:color="auto"/>
+            </w:tcBorders>
+            <w:vAlign w:val="center"/>
+          </w:tcPr>
+          <w:p>
+            <w:pPr>
+              <w:jc w:val="center"/>
+              <w:rPr>
+                <w:rFonts w:ascii="Times New Roman" w:hAnsi="Times New Roman" w:cs="Times New Roman"/>
+                <w:sz w:val="24"/>
+                <w:szCs w:val="24"/>
+              </w:rPr>
+            </w:pPr>
+            <w:r>
+              <w:rPr>
+                <w:rFonts w:ascii="Times New Roman" w:hAnsi="Times New Roman" w:cs="Times New Roman"/>
+                <w:sz w:val="24"/>
+                <w:szCs w:val="24"/>
+              </w:rPr>
+              <w:t>09</w:t>
+            </w:r>
+          </w:p>
+        </w:tc>
+        <w:tc>
+          <w:tcPr>
+            <w:tcW w:w="4150" w:type="dxa"/>
+            <w:tcBorders>
+              <w:bottom w:val="single" w:sz="4" w:space="0" w:color="auto"/>
+            </w:tcBorders>
+            <w:vAlign w:val="center"/>
+          </w:tcPr>
+          <w:p>
+            <w:pPr>
+              <w:rPr>
+                <w:rFonts w:ascii="Times New Roman" w:hAnsi="Times New Roman" w:cs="Times New Roman"/>
+                <w:b/>
+                <w:bCs/>
+              </w:rPr>
+            </w:pPr>
+            <w:r>
+              <w:rPr>
+                <w:rFonts w:ascii="Times New Roman" w:hAnsi="Times New Roman" w:cs="Times New Roman"/>
+                <w:b/>
+                <w:bCs/>
+              </w:rPr>
+              <w:t>AST (SGOT)</w:t>
+            </w:r>
+          </w:p>
+        </w:tc>
+        <w:tc>
+          <w:tcPr>
+            <w:tcW w:w="1000" w:type="dxa"/>
+            <w:tcBorders>
+              <w:bottom w:val="single" w:sz="4" w:space="0" w:color="auto"/>
+            </w:tcBorders>
+            <w:vAlign w:val="center"/>
+          </w:tcPr>
+          <w:p>
+            <w:pPr>
+              <w:jc w:val="center"/>
+              <w:rPr>
+                <w:rFonts w:ascii="Times New Roman" w:hAnsi="Times New Roman" w:cs="Times New Roman"/>
+                <w:sz w:val="24"/>
+                <w:szCs w:val="24"/>
+              </w:rPr>
+            </w:pPr>
+            <w:r>
+              <w:rPr>
+                <w:rFonts w:ascii="Times New Roman" w:hAnsi="Times New Roman" w:cs="Times New Roman"/>
+                <w:sz w:val="24"/>
+                <w:szCs w:val="24"/>
+              </w:rPr>
+              <w:t>1</w:t>
+            </w:r>
+          </w:p>
+        </w:tc>
+        <w:tc>
+          <w:tcPr>
+            <w:tcW w:w="2060" w:type="dxa"/>
+            <w:tcBorders>
+              <w:bottom w:val="single" w:sz="4" w:space="0" w:color="auto"/>
+            </w:tcBorders>
+            <w:vAlign w:val="center"/>
+          </w:tcPr>
+          <w:p>
+            <w:pPr>
+              <w:jc w:val="center"/>
+              <w:rPr>
+                <w:rFonts w:ascii="Times New Roman" w:hAnsi="Times New Roman" w:cs="Times New Roman"/>
+                <w:b/>
+                <w:bCs/>
+              </w:rPr>
+            </w:pPr>
+            <w:r>
+              <w:rPr>
+                <w:rFonts w:ascii="Times New Roman" w:hAnsi="Times New Roman" w:cs="Times New Roman"/>
+                <w:b/>
+                <w:bCs/>
+              </w:rPr>
+              <w:t>30.000</w:t>
+            </w:r>
+          </w:p>
+        </w:tc>
+        <w:tc>
+          <w:tcPr>
+            <w:tcW w:w="2468" w:type="dxa"/>
+            <w:tcBorders>
+              <w:bottom w:val="single" w:sz="4" w:space="0" w:color="auto"/>
+            </w:tcBorders>
+            <w:vAlign w:val="center"/>
+          </w:tcPr>
+          <w:p>
+            <w:pPr>
+              <w:jc w:val="center"/>
+              <w:rPr>
+                <w:rFonts w:ascii="Times New Roman" w:hAnsi="Times New Roman" w:cs="Times New Roman"/>
+                <w:b/>
+                <w:bCs/>
+              </w:rPr>
+            </w:pPr>
+            <w:r>
+              <w:rPr>
+                <w:rFonts w:ascii="Times New Roman" w:hAnsi="Times New Roman" w:cs="Times New Roman"/>
+                <w:b/>
+                <w:bCs/>
+              </w:rPr>
+              <w:t>30.000</w:t>
+            </w:r>
+          </w:p>
+        </w:tc>
+      </w:tr>
+      <w:tr>
+        <w:tc>
+          <w:tcPr>
+            <w:tcW w:w="670" w:type="dxa"/>
+            <w:tcBorders>
+              <w:bottom w:val="single" w:sz="4" w:space="0" w:color="auto"/>
+            </w:tcBorders>
+            <w:vAlign w:val="center"/>
+          </w:tcPr>
+          <w:p>
+            <w:pPr>
+              <w:jc w:val="center"/>
+              <w:rPr>
+                <w:rFonts w:ascii="Times New Roman" w:hAnsi="Times New Roman" w:cs="Times New Roman"/>
+                <w:sz w:val="24"/>
+                <w:szCs w:val="24"/>
+              </w:rPr>
+            </w:pPr>
+            <w:r>
+              <w:rPr>
+                <w:rFonts w:ascii="Times New Roman" w:hAnsi="Times New Roman" w:cs="Times New Roman"/>
+                <w:sz w:val="24"/>
+                <w:szCs w:val="24"/>
+              </w:rPr>
+              <w:t>10</w:t>
+            </w:r>
+          </w:p>
+        </w:tc>
+        <w:tc>
+          <w:tcPr>
+            <w:tcW w:w="4150" w:type="dxa"/>
+            <w:tcBorders>
+              <w:bottom w:val="single" w:sz="4" w:space="0" w:color="auto"/>
+            </w:tcBorders>
+            <w:vAlign w:val="center"/>
+          </w:tcPr>
+          <w:p>
+            <w:pPr>
+              <w:rPr>
+                <w:rFonts w:ascii="Times New Roman" w:hAnsi="Times New Roman" w:cs="Times New Roman"/>
+                <w:b/>
+                <w:bCs/>
+              </w:rPr>
+            </w:pPr>
+            <w:r>
+              <w:rPr>
+                <w:rFonts w:ascii="Times New Roman" w:hAnsi="Times New Roman" w:cs="Times New Roman"/>
+                <w:b/>
+                <w:bCs/>
+              </w:rPr>
+              <w:t xml:space="preserve">Bilirubin </w:t>
+            </w:r>
+            <w:proofErr w:type="gramStart"/>
+            <w:r>
+              <w:rPr>
+                <w:rFonts w:ascii="Times New Roman" w:hAnsi="Times New Roman" w:cs="Times New Roman"/>
+                <w:b/>
+                <w:bCs/>
+              </w:rPr>
+              <w:t>TP,TT</w:t>
+            </w:r>
+            <w:proofErr w:type="gramEnd"/>
+            <w:r>
+              <w:rPr>
+                <w:rFonts w:ascii="Times New Roman" w:hAnsi="Times New Roman" w:cs="Times New Roman"/>
+                <w:b/>
+                <w:bCs/>
+              </w:rPr>
+              <w:t>,GT</w:t>
+            </w:r>
+          </w:p>
+        </w:tc>
+        <w:tc>
+          <w:tcPr>
+            <w:tcW w:w="1000" w:type="dxa"/>
+            <w:tcBorders>
+              <w:bottom w:val="single" w:sz="4" w:space="0" w:color="auto"/>
+            </w:tcBorders>
+            <w:vAlign w:val="center"/>
+          </w:tcPr>
+          <w:p>
+            <w:pPr>
+              <w:jc w:val="center"/>
+              <w:rPr>
+                <w:rFonts w:ascii="Times New Roman" w:hAnsi="Times New Roman" w:cs="Times New Roman"/>
+                <w:sz w:val="24"/>
+                <w:szCs w:val="24"/>
+              </w:rPr>
+            </w:pPr>
+            <w:r>
+              <w:rPr>
+                <w:rFonts w:ascii="Times New Roman" w:hAnsi="Times New Roman" w:cs="Times New Roman"/>
+                <w:sz w:val="24"/>
+                <w:szCs w:val="24"/>
+              </w:rPr>
+              <w:t>1</w:t>
+            </w:r>
+          </w:p>
+        </w:tc>
+        <w:tc>
+          <w:tcPr>
+            <w:tcW w:w="2060" w:type="dxa"/>
+            <w:tcBorders>
+              <w:bottom w:val="single" w:sz="4" w:space="0" w:color="auto"/>
+            </w:tcBorders>
+            <w:vAlign w:val="center"/>
+          </w:tcPr>
+          <w:p>
+            <w:pPr>
+              <w:jc w:val="center"/>
+              <w:rPr>
+                <w:rFonts w:ascii="Times New Roman" w:hAnsi="Times New Roman" w:cs="Times New Roman"/>
+                <w:b/>
+                <w:bCs/>
+              </w:rPr>
+            </w:pPr>
+            <w:r>
+              <w:rPr>
+                <w:rFonts w:ascii="Times New Roman" w:hAnsi="Times New Roman" w:cs="Times New Roman"/>
+                <w:b/>
+                <w:bCs/>
+              </w:rPr>
+              <w:t>47.000</w:t>
+            </w:r>
+          </w:p>
+        </w:tc>
+        <w:tc>
+          <w:tcPr>
+            <w:tcW w:w="2468" w:type="dxa"/>
+            <w:tcBorders>
+              <w:bottom w:val="single" w:sz="4" w:space="0" w:color="auto"/>
+            </w:tcBorders>
+            <w:vAlign w:val="center"/>
+          </w:tcPr>
+          <w:p>
+            <w:pPr>
+              <w:jc w:val="center"/>
+              <w:rPr>
+                <w:rFonts w:ascii="Times New Roman" w:hAnsi="Times New Roman" w:cs="Times New Roman"/>
+                <w:b/>
+                <w:bCs/>
+              </w:rPr>
+            </w:pPr>
+            <w:r>
+              <w:rPr>
+                <w:rFonts w:ascii="Times New Roman" w:hAnsi="Times New Roman" w:cs="Times New Roman"/>
+                <w:b/>
+                <w:bCs/>
+              </w:rPr>
+              <w:t>47.000</w:t>
+            </w:r>
+          </w:p>
+        </w:tc>
+      </w:tr>
+      <w:tr>
+        <w:tc>
+          <w:tcPr>
+            <w:tcW w:w="670" w:type="dxa"/>
+            <w:tcBorders>
+              <w:bottom w:val="single" w:sz="4" w:space="0" w:color="auto"/>
+            </w:tcBorders>
+            <w:vAlign w:val="center"/>
+          </w:tcPr>
+          <w:p>
+            <w:pPr>
+              <w:jc w:val="center"/>
+              <w:rPr>
+                <w:rFonts w:ascii="Times New Roman" w:hAnsi="Times New Roman" w:cs="Times New Roman"/>
+                <w:sz w:val="24"/>
+                <w:szCs w:val="24"/>
+              </w:rPr>
+            </w:pPr>
+            <w:r>
+              <w:rPr>
+                <w:rFonts w:ascii="Times New Roman" w:hAnsi="Times New Roman" w:cs="Times New Roman"/>
+                <w:sz w:val="24"/>
+                <w:szCs w:val="24"/>
+              </w:rPr>
+              <w:t>11</w:t>
+            </w:r>
+          </w:p>
+        </w:tc>
+        <w:tc>
+          <w:tcPr>
+            <w:tcW w:w="4150" w:type="dxa"/>
+            <w:tcBorders>
+              <w:bottom w:val="single" w:sz="4" w:space="0" w:color="auto"/>
+            </w:tcBorders>
+            <w:vAlign w:val="center"/>
+          </w:tcPr>
+          <w:p>
+            <w:pPr>
+              <w:rPr>
+                <w:rFonts w:ascii="Times New Roman" w:hAnsi="Times New Roman" w:cs="Times New Roman"/>
+                <w:b/>
+                <w:bCs/>
+              </w:rPr>
+            </w:pPr>
+            <w:r>
+              <w:rPr>
+                <w:rFonts w:ascii="Times New Roman" w:hAnsi="Times New Roman" w:cs="Times New Roman"/>
+                <w:b/>
+                <w:bCs/>
+              </w:rPr>
+              <w:t>Chẩn đoán mô bệnh học bằng PP nhuộm Hemtoxylin - Eosin (vị trí 1)</w:t>
+            </w:r>
+          </w:p>
+        </w:tc>
+        <w:tc>
+          <w:tcPr>
+            <w:tcW w:w="1000" w:type="dxa"/>
+            <w:tcBorders>
+              <w:bottom w:val="single" w:sz="4" w:space="0" w:color="auto"/>
+            </w:tcBorders>
+            <w:vAlign w:val="center"/>
+          </w:tcPr>
+          <w:p>
+            <w:pPr>
+              <w:jc w:val="center"/>
+              <w:rPr>
+                <w:rFonts w:ascii="Times New Roman" w:hAnsi="Times New Roman" w:cs="Times New Roman"/>
+                <w:sz w:val="24"/>
+                <w:szCs w:val="24"/>
+              </w:rPr>
+            </w:pPr>
+            <w:r>
+              <w:rPr>
+                <w:rFonts w:ascii="Times New Roman" w:hAnsi="Times New Roman" w:cs="Times New Roman"/>
+                <w:sz w:val="24"/>
+                <w:szCs w:val="24"/>
+              </w:rPr>
+              <w:t>1</w:t>
+            </w:r>
+          </w:p>
+        </w:tc>
+        <w:tc>
+          <w:tcPr>
+            <w:tcW w:w="2060" w:type="dxa"/>
+            <w:tcBorders>
+              <w:bottom w:val="single" w:sz="4" w:space="0" w:color="auto"/>
+            </w:tcBorders>
+            <w:vAlign w:val="center"/>
+          </w:tcPr>
+          <w:p>
+            <w:pPr>
+              <w:jc w:val="center"/>
+              <w:rPr>
+                <w:rFonts w:ascii="Times New Roman" w:hAnsi="Times New Roman" w:cs="Times New Roman"/>
+                <w:b/>
+                <w:bCs/>
+              </w:rPr>
+            </w:pPr>
+            <w:r>
+              <w:rPr>
+                <w:rFonts w:ascii="Times New Roman" w:hAnsi="Times New Roman" w:cs="Times New Roman"/>
+                <w:b/>
+                <w:bCs/>
+              </w:rPr>
+              <w:t>383.000</w:t>
+            </w:r>
+          </w:p>
+        </w:tc>
+        <w:tc>
+          <w:tcPr>
+            <w:tcW w:w="2468" w:type="dxa"/>
+            <w:tcBorders>
+              <w:bottom w:val="single" w:sz="4" w:space="0" w:color="auto"/>
+            </w:tcBorders>
+            <w:vAlign w:val="center"/>
+          </w:tcPr>
+          <w:p>
+            <w:pPr>
+              <w:jc w:val="center"/>
+              <w:rPr>
+                <w:rFonts w:ascii="Times New Roman" w:hAnsi="Times New Roman" w:cs="Times New Roman"/>
+                <w:b/>
+                <w:bCs/>
+              </w:rPr>
+            </w:pPr>
+            <w:r>
+              <w:rPr>
+                <w:rFonts w:ascii="Times New Roman" w:hAnsi="Times New Roman" w:cs="Times New Roman"/>
+                <w:b/>
+                <w:bCs/>
+              </w:rPr>
+              <w:t>383.000</w:t>
+            </w:r>
+          </w:p>
+        </w:tc>
+      </w:tr>
+      <w:tr>
+        <w:tc>
+          <w:tcPr>
+            <w:tcW w:w="670" w:type="dxa"/>
+            <w:tcBorders>
+              <w:bottom w:val="single" w:sz="4" w:space="0" w:color="auto"/>
+            </w:tcBorders>
+            <w:vAlign w:val="center"/>
+          </w:tcPr>
+          <w:p>
+            <w:pPr>
+              <w:jc w:val="center"/>
+              <w:rPr>
+                <w:rFonts w:ascii="Times New Roman" w:hAnsi="Times New Roman" w:cs="Times New Roman"/>
+                <w:sz w:val="24"/>
+                <w:szCs w:val="24"/>
+              </w:rPr>
+            </w:pPr>
+            <w:r>
+              <w:rPr>
+                <w:rFonts w:ascii="Times New Roman" w:hAnsi="Times New Roman" w:cs="Times New Roman"/>
+                <w:sz w:val="24"/>
+                <w:szCs w:val="24"/>
+              </w:rPr>
+              <w:t>12</w:t>
+            </w:r>
+          </w:p>
+        </w:tc>
+        <w:tc>
+          <w:tcPr>
+            <w:tcW w:w="4150" w:type="dxa"/>
+            <w:tcBorders>
+              <w:bottom w:val="single" w:sz="4" w:space="0" w:color="auto"/>
+            </w:tcBorders>
+            <w:vAlign w:val="center"/>
+          </w:tcPr>
+          <w:p>
+            <w:pPr>
+              <w:rPr>
+                <w:rFonts w:ascii="Times New Roman" w:hAnsi="Times New Roman" w:cs="Times New Roman"/>
+                <w:b/>
+                <w:bCs/>
+              </w:rPr>
+            </w:pPr>
+            <w:r>
+              <w:rPr>
+                <w:rFonts w:ascii="Times New Roman" w:hAnsi="Times New Roman" w:cs="Times New Roman"/>
+                <w:b/>
+                <w:bCs/>
+              </w:rPr>
+              <w:t>Định lượng ACID URIC máu</w:t>
+            </w:r>
+          </w:p>
+        </w:tc>
+        <w:tc>
+          <w:tcPr>
+            <w:tcW w:w="1000" w:type="dxa"/>
+            <w:tcBorders>
+              <w:bottom w:val="single" w:sz="4" w:space="0" w:color="auto"/>
+            </w:tcBorders>
+            <w:vAlign w:val="center"/>
+          </w:tcPr>
+          <w:p>
+            <w:pPr>
+              <w:jc w:val="center"/>
+              <w:rPr>
+                <w:rFonts w:ascii="Times New Roman" w:hAnsi="Times New Roman" w:cs="Times New Roman"/>
+                <w:sz w:val="24"/>
+                <w:szCs w:val="24"/>
+              </w:rPr>
+            </w:pPr>
+            <w:r>
+              <w:rPr>
+                <w:rFonts w:ascii="Times New Roman" w:hAnsi="Times New Roman" w:cs="Times New Roman"/>
+                <w:sz w:val="24"/>
+                <w:szCs w:val="24"/>
+              </w:rPr>
+              <w:t>1</w:t>
+            </w:r>
+          </w:p>
+        </w:tc>
+        <w:tc>
+          <w:tcPr>
+            <w:tcW w:w="2060" w:type="dxa"/>
+            <w:tcBorders>
+              <w:bottom w:val="single" w:sz="4" w:space="0" w:color="auto"/>
+            </w:tcBorders>
+            <w:vAlign w:val="center"/>
+          </w:tcPr>
+          <w:p>
+            <w:pPr>
+              <w:jc w:val="center"/>
+              <w:rPr>
+                <w:rFonts w:ascii="Times New Roman" w:hAnsi="Times New Roman" w:cs="Times New Roman"/>
+                <w:b/>
+                <w:bCs/>
+              </w:rPr>
+            </w:pPr>
+            <w:r>
+              <w:rPr>
+                <w:rFonts w:ascii="Times New Roman" w:hAnsi="Times New Roman" w:cs="Times New Roman"/>
+                <w:b/>
+                <w:bCs/>
+              </w:rPr>
+              <w:t>41.000</w:t>
+            </w:r>
+          </w:p>
+        </w:tc>
+        <w:tc>
+          <w:tcPr>
+            <w:tcW w:w="2468" w:type="dxa"/>
+            <w:tcBorders>
+              <w:bottom w:val="single" w:sz="4" w:space="0" w:color="auto"/>
+            </w:tcBorders>
+            <w:vAlign w:val="center"/>
+          </w:tcPr>
+          <w:p>
+            <w:pPr>
+              <w:jc w:val="center"/>
+              <w:rPr>
+                <w:rFonts w:ascii="Times New Roman" w:hAnsi="Times New Roman" w:cs="Times New Roman"/>
+                <w:b/>
+                <w:bCs/>
+              </w:rPr>
+            </w:pPr>
+            <w:r>
+              <w:rPr>
+                <w:rFonts w:ascii="Times New Roman" w:hAnsi="Times New Roman" w:cs="Times New Roman"/>
+                <w:b/>
+                <w:bCs/>
+              </w:rPr>
+              <w:t>41.000</w:t>
+            </w:r>
+          </w:p>
+        </w:tc>
+      </w:tr>
+      <w:tr>
+        <w:tc>
+          <w:tcPr>
+            <w:tcW w:w="670" w:type="dxa"/>
+            <w:tcBorders>
+              <w:bottom w:val="single" w:sz="4" w:space="0" w:color="auto"/>
+            </w:tcBorders>
+            <w:vAlign w:val="center"/>
+          </w:tcPr>
+          <w:p>
+            <w:pPr>
+              <w:jc w:val="center"/>
+              <w:rPr>
+                <w:rFonts w:ascii="Times New Roman" w:hAnsi="Times New Roman" w:cs="Times New Roman"/>
+                <w:sz w:val="24"/>
+                <w:szCs w:val="24"/>
+              </w:rPr>
+            </w:pPr>
+            <w:r>
+              <w:rPr>
+                <w:rFonts w:ascii="Times New Roman" w:hAnsi="Times New Roman" w:cs="Times New Roman"/>
+                <w:sz w:val="24"/>
+                <w:szCs w:val="24"/>
+              </w:rPr>
+              <w:t>13</w:t>
+            </w:r>
+          </w:p>
+        </w:tc>
+        <w:tc>
+          <w:tcPr>
+            <w:tcW w:w="4150" w:type="dxa"/>
+            <w:tcBorders>
+              <w:bottom w:val="single" w:sz="4" w:space="0" w:color="auto"/>
+            </w:tcBorders>
+            <w:vAlign w:val="center"/>
+          </w:tcPr>
+          <w:p>
+            <w:pPr>
+              <w:rPr>
+                <w:rFonts w:ascii="Times New Roman" w:hAnsi="Times New Roman" w:cs="Times New Roman"/>
+                <w:b/>
+                <w:bCs/>
+              </w:rPr>
+            </w:pPr>
+            <w:r>
+              <w:rPr>
+                <w:rFonts w:ascii="Times New Roman" w:hAnsi="Times New Roman" w:cs="Times New Roman"/>
+                <w:b/>
+                <w:bCs/>
+              </w:rPr>
+              <w:t>Định lượng CREATINIE máu</w:t>
+            </w:r>
+          </w:p>
+        </w:tc>
+        <w:tc>
+          <w:tcPr>
+            <w:tcW w:w="1000" w:type="dxa"/>
+            <w:tcBorders>
+              <w:bottom w:val="single" w:sz="4" w:space="0" w:color="auto"/>
+            </w:tcBorders>
+            <w:vAlign w:val="center"/>
+          </w:tcPr>
+          <w:p>
+            <w:pPr>
+              <w:jc w:val="center"/>
+              <w:rPr>
+                <w:rFonts w:ascii="Times New Roman" w:hAnsi="Times New Roman" w:cs="Times New Roman"/>
+                <w:sz w:val="24"/>
+                <w:szCs w:val="24"/>
+              </w:rPr>
+            </w:pPr>
+            <w:r>
+              <w:rPr>
+                <w:rFonts w:ascii="Times New Roman" w:hAnsi="Times New Roman" w:cs="Times New Roman"/>
+                <w:sz w:val="24"/>
+                <w:szCs w:val="24"/>
+              </w:rPr>
+              <w:t>1</w:t>
+            </w:r>
+          </w:p>
+        </w:tc>
+        <w:tc>
+          <w:tcPr>
+            <w:tcW w:w="2060" w:type="dxa"/>
+            <w:tcBorders>
+              <w:bottom w:val="single" w:sz="4" w:space="0" w:color="auto"/>
+            </w:tcBorders>
+            <w:vAlign w:val="center"/>
+          </w:tcPr>
+          <w:p>
+            <w:pPr>
+              <w:jc w:val="center"/>
+              <w:rPr>
+                <w:rFonts w:ascii="Times New Roman" w:hAnsi="Times New Roman" w:cs="Times New Roman"/>
+                <w:b/>
+                <w:bCs/>
+              </w:rPr>
+            </w:pPr>
+            <w:r>
+              <w:rPr>
+                <w:rFonts w:ascii="Times New Roman" w:hAnsi="Times New Roman" w:cs="Times New Roman"/>
+                <w:b/>
+                <w:bCs/>
+              </w:rPr>
+              <w:t>41.000</w:t>
+            </w:r>
+          </w:p>
+        </w:tc>
+        <w:tc>
+          <w:tcPr>
+            <w:tcW w:w="2468" w:type="dxa"/>
+            <w:tcBorders>
+              <w:bottom w:val="single" w:sz="4" w:space="0" w:color="auto"/>
+            </w:tcBorders>
+            <w:vAlign w:val="center"/>
+          </w:tcPr>
+          <w:p>
+            <w:pPr>
+              <w:jc w:val="center"/>
+              <w:rPr>
+                <w:rFonts w:ascii="Times New Roman" w:hAnsi="Times New Roman" w:cs="Times New Roman"/>
+                <w:b/>
+                <w:bCs/>
+              </w:rPr>
+            </w:pPr>
+            <w:r>
+              <w:rPr>
+                <w:rFonts w:ascii="Times New Roman" w:hAnsi="Times New Roman" w:cs="Times New Roman"/>
+                <w:b/>
+                <w:bCs/>
+              </w:rPr>
+              <w:t>41.000</w:t>
+            </w:r>
+          </w:p>
+        </w:tc>
+      </w:tr>
+      <w:tr>
+        <w:tc>
+          <w:tcPr>
+            <w:tcW w:w="670" w:type="dxa"/>
+            <w:tcBorders>
+              <w:bottom w:val="single" w:sz="4" w:space="0" w:color="auto"/>
+            </w:tcBorders>
+            <w:vAlign w:val="center"/>
+          </w:tcPr>
+          <w:p>
+            <w:pPr>
+              <w:jc w:val="center"/>
+              <w:rPr>
+                <w:rFonts w:ascii="Times New Roman" w:hAnsi="Times New Roman" w:cs="Times New Roman"/>
+                <w:sz w:val="24"/>
+                <w:szCs w:val="24"/>
+              </w:rPr>
+            </w:pPr>
+            <w:r>
+              <w:rPr>
+                <w:rFonts w:ascii="Times New Roman" w:hAnsi="Times New Roman" w:cs="Times New Roman"/>
+                <w:sz w:val="24"/>
+                <w:szCs w:val="24"/>
+              </w:rPr>
+              <w:t>14</w:t>
+            </w:r>
+          </w:p>
+        </w:tc>
+        <w:tc>
+          <w:tcPr>
+            <w:tcW w:w="4150" w:type="dxa"/>
+            <w:tcBorders>
+              <w:bottom w:val="single" w:sz="4" w:space="0" w:color="auto"/>
+            </w:tcBorders>
+            <w:vAlign w:val="center"/>
+          </w:tcPr>
+          <w:p>
+            <w:pPr>
+              <w:rPr>
+                <w:rFonts w:ascii="Times New Roman" w:hAnsi="Times New Roman" w:cs="Times New Roman"/>
+                <w:b/>
+                <w:bCs/>
+              </w:rPr>
+            </w:pPr>
+            <w:r>
+              <w:rPr>
+                <w:rFonts w:ascii="Times New Roman" w:hAnsi="Times New Roman" w:cs="Times New Roman"/>
+                <w:b/>
+                <w:bCs/>
+              </w:rPr>
+              <w:t>Định lượng GLUCOSE máu</w:t>
+            </w:r>
+          </w:p>
+        </w:tc>
+        <w:tc>
+          <w:tcPr>
+            <w:tcW w:w="1000" w:type="dxa"/>
+            <w:tcBorders>
+              <w:bottom w:val="single" w:sz="4" w:space="0" w:color="auto"/>
+            </w:tcBorders>
+            <w:vAlign w:val="center"/>
+          </w:tcPr>
+          <w:p>
+            <w:pPr>
+              <w:jc w:val="center"/>
+              <w:rPr>
+                <w:rFonts w:ascii="Times New Roman" w:hAnsi="Times New Roman" w:cs="Times New Roman"/>
+                <w:sz w:val="24"/>
+                <w:szCs w:val="24"/>
+              </w:rPr>
+            </w:pPr>
+            <w:r>
+              <w:rPr>
+                <w:rFonts w:ascii="Times New Roman" w:hAnsi="Times New Roman" w:cs="Times New Roman"/>
+                <w:sz w:val="24"/>
+                <w:szCs w:val="24"/>
+              </w:rPr>
+              <w:t>1</w:t>
+            </w:r>
+          </w:p>
+        </w:tc>
+        <w:tc>
+          <w:tcPr>
+            <w:tcW w:w="2060" w:type="dxa"/>
+            <w:tcBorders>
+              <w:bottom w:val="single" w:sz="4" w:space="0" w:color="auto"/>
+            </w:tcBorders>
+            <w:vAlign w:val="center"/>
+          </w:tcPr>
+          <w:p>
+            <w:pPr>
+              <w:jc w:val="center"/>
+              <w:rPr>
+                <w:rFonts w:ascii="Times New Roman" w:hAnsi="Times New Roman" w:cs="Times New Roman"/>
+                <w:b/>
+                <w:bCs/>
+              </w:rPr>
+            </w:pPr>
+            <w:r>
+              <w:rPr>
+                <w:rFonts w:ascii="Times New Roman" w:hAnsi="Times New Roman" w:cs="Times New Roman"/>
+                <w:b/>
+                <w:bCs/>
+              </w:rPr>
+              <w:t>27.000</w:t>
+            </w:r>
+          </w:p>
+        </w:tc>
+        <w:tc>
+          <w:tcPr>
+            <w:tcW w:w="2468" w:type="dxa"/>
+            <w:tcBorders>
+              <w:bottom w:val="single" w:sz="4" w:space="0" w:color="auto"/>
+            </w:tcBorders>
+            <w:vAlign w:val="center"/>
+          </w:tcPr>
+          <w:p>
+            <w:pPr>
+              <w:jc w:val="center"/>
+              <w:rPr>
+                <w:rFonts w:ascii="Times New Roman" w:hAnsi="Times New Roman" w:cs="Times New Roman"/>
+                <w:b/>
+                <w:bCs/>
+              </w:rPr>
+            </w:pPr>
+            <w:r>
+              <w:rPr>
+                <w:rFonts w:ascii="Times New Roman" w:hAnsi="Times New Roman" w:cs="Times New Roman"/>
+                <w:b/>
+                <w:bCs/>
+              </w:rPr>
+              <w:t>27.000</w:t>
+            </w:r>
+          </w:p>
+        </w:tc>
+      </w:tr>
+      <w:tr>
+        <w:tc>
+          <w:tcPr>
+            <w:tcW w:w="670" w:type="dxa"/>
+            <w:tcBorders>
+              <w:bottom w:val="single" w:sz="4" w:space="0" w:color="auto"/>
+            </w:tcBorders>
+            <w:vAlign w:val="center"/>
+          </w:tcPr>
+          <w:p>
+            <w:pPr>
+              <w:jc w:val="center"/>
+              <w:rPr>
+                <w:rFonts w:ascii="Times New Roman" w:hAnsi="Times New Roman" w:cs="Times New Roman"/>
+                <w:sz w:val="24"/>
+                <w:szCs w:val="24"/>
+              </w:rPr>
+            </w:pPr>
+            <w:r>
+              <w:rPr>
+                <w:rFonts w:ascii="Times New Roman" w:hAnsi="Times New Roman" w:cs="Times New Roman"/>
+                <w:sz w:val="24"/>
+                <w:szCs w:val="24"/>
+              </w:rPr>
+              <w:t>15</w:t>
+            </w:r>
+          </w:p>
+        </w:tc>
+        <w:tc>
+          <w:tcPr>
+            <w:tcW w:w="4150" w:type="dxa"/>
+            <w:tcBorders>
+              <w:bottom w:val="single" w:sz="4" w:space="0" w:color="auto"/>
+            </w:tcBorders>
+            <w:vAlign w:val="center"/>
+          </w:tcPr>
+          <w:p>
+            <w:pPr>
+              <w:rPr>
+                <w:rFonts w:ascii="Times New Roman" w:hAnsi="Times New Roman" w:cs="Times New Roman"/>
+                <w:b/>
+                <w:bCs/>
+              </w:rPr>
+            </w:pPr>
+            <w:r>
+              <w:rPr>
+                <w:rFonts w:ascii="Times New Roman" w:hAnsi="Times New Roman" w:cs="Times New Roman"/>
+                <w:b/>
+                <w:bCs/>
+              </w:rPr>
+              <w:t>Gamma GT</w:t>
+            </w:r>
+          </w:p>
+        </w:tc>
+        <w:tc>
+          <w:tcPr>
+            <w:tcW w:w="1000" w:type="dxa"/>
+            <w:tcBorders>
+              <w:bottom w:val="single" w:sz="4" w:space="0" w:color="auto"/>
+            </w:tcBorders>
+            <w:vAlign w:val="center"/>
+          </w:tcPr>
+          <w:p>
+            <w:pPr>
+              <w:jc w:val="center"/>
+              <w:rPr>
+                <w:rFonts w:ascii="Times New Roman" w:hAnsi="Times New Roman" w:cs="Times New Roman"/>
+                <w:sz w:val="24"/>
+                <w:szCs w:val="24"/>
+              </w:rPr>
+            </w:pPr>
+            <w:r>
+              <w:rPr>
+                <w:rFonts w:ascii="Times New Roman" w:hAnsi="Times New Roman" w:cs="Times New Roman"/>
+                <w:sz w:val="24"/>
+                <w:szCs w:val="24"/>
+              </w:rPr>
+              <w:t>1</w:t>
+            </w:r>
+          </w:p>
+        </w:tc>
+        <w:tc>
+          <w:tcPr>
+            <w:tcW w:w="2060" w:type="dxa"/>
+            <w:tcBorders>
+              <w:bottom w:val="single" w:sz="4" w:space="0" w:color="auto"/>
+            </w:tcBorders>
+            <w:vAlign w:val="center"/>
+          </w:tcPr>
+          <w:p>
+            <w:pPr>
+              <w:jc w:val="center"/>
+              <w:rPr>
+                <w:rFonts w:ascii="Times New Roman" w:hAnsi="Times New Roman" w:cs="Times New Roman"/>
+                <w:b/>
+                <w:bCs/>
+              </w:rPr>
+            </w:pPr>
+            <w:r>
+              <w:rPr>
+                <w:rFonts w:ascii="Times New Roman" w:hAnsi="Times New Roman" w:cs="Times New Roman"/>
+                <w:b/>
+                <w:bCs/>
+              </w:rPr>
+              <w:t>41.000</w:t>
+            </w:r>
+          </w:p>
+        </w:tc>
+        <w:tc>
+          <w:tcPr>
+            <w:tcW w:w="2468" w:type="dxa"/>
+            <w:tcBorders>
+              <w:bottom w:val="single" w:sz="4" w:space="0" w:color="auto"/>
+            </w:tcBorders>
+            <w:vAlign w:val="center"/>
+          </w:tcPr>
+          <w:p>
+            <w:pPr>
+              <w:jc w:val="center"/>
+              <w:rPr>
+                <w:rFonts w:ascii="Times New Roman" w:hAnsi="Times New Roman" w:cs="Times New Roman"/>
+                <w:b/>
+                <w:bCs/>
+              </w:rPr>
+            </w:pPr>
+            <w:r>
+              <w:rPr>
+                <w:rFonts w:ascii="Times New Roman" w:hAnsi="Times New Roman" w:cs="Times New Roman"/>
+                <w:b/>
+                <w:bCs/>
+              </w:rPr>
+              <w:t>41.000</w:t>
+            </w:r>
+          </w:p>
+        </w:tc>
+      </w:tr>
+      <w:tr>
+        <w:tc>
+          <w:tcPr>
+            <w:tcW w:w="670" w:type="dxa"/>
+            <w:tcBorders>
+              <w:bottom w:val="single" w:sz="4" w:space="0" w:color="auto"/>
+            </w:tcBorders>
+            <w:vAlign w:val="center"/>
+          </w:tcPr>
+          <w:p>
+            <w:pPr>
+              <w:jc w:val="center"/>
+              <w:rPr>
+                <w:rFonts w:ascii="Times New Roman" w:hAnsi="Times New Roman" w:cs="Times New Roman"/>
+                <w:sz w:val="24"/>
+                <w:szCs w:val="24"/>
+              </w:rPr>
+            </w:pPr>
+            <w:r>
+              <w:rPr>
+                <w:rFonts w:ascii="Times New Roman" w:hAnsi="Times New Roman" w:cs="Times New Roman"/>
+                <w:sz w:val="24"/>
+                <w:szCs w:val="24"/>
+              </w:rPr>
+              <w:t>16</w:t>
+            </w:r>
+          </w:p>
+        </w:tc>
+        <w:tc>
+          <w:tcPr>
+            <w:tcW w:w="4150" w:type="dxa"/>
+            <w:tcBorders>
+              <w:bottom w:val="single" w:sz="4" w:space="0" w:color="auto"/>
+            </w:tcBorders>
+            <w:vAlign w:val="center"/>
+          </w:tcPr>
+          <w:p>
+            <w:pPr>
+              <w:rPr>
+                <w:rFonts w:ascii="Times New Roman" w:hAnsi="Times New Roman" w:cs="Times New Roman"/>
+                <w:b/>
+                <w:bCs/>
+              </w:rPr>
+            </w:pPr>
+            <w:r>
+              <w:rPr>
+                <w:rFonts w:ascii="Times New Roman" w:hAnsi="Times New Roman" w:cs="Times New Roman"/>
+                <w:b/>
+                <w:bCs/>
+              </w:rPr>
+              <w:t>HbA1C</w:t>
+            </w:r>
+          </w:p>
+        </w:tc>
+        <w:tc>
+          <w:tcPr>
+            <w:tcW w:w="1000" w:type="dxa"/>
+            <w:tcBorders>
+              <w:bottom w:val="single" w:sz="4" w:space="0" w:color="auto"/>
+            </w:tcBorders>
+            <w:vAlign w:val="center"/>
+          </w:tcPr>
+          <w:p>
+            <w:pPr>
+              <w:jc w:val="center"/>
+              <w:rPr>
+                <w:rFonts w:ascii="Times New Roman" w:hAnsi="Times New Roman" w:cs="Times New Roman"/>
+                <w:sz w:val="24"/>
+                <w:szCs w:val="24"/>
+              </w:rPr>
+            </w:pPr>
+            <w:r>
+              <w:rPr>
+                <w:rFonts w:ascii="Times New Roman" w:hAnsi="Times New Roman" w:cs="Times New Roman"/>
+                <w:sz w:val="24"/>
+                <w:szCs w:val="24"/>
+              </w:rPr>
+              <w:t>1</w:t>
+            </w:r>
+          </w:p>
+        </w:tc>
+        <w:tc>
+          <w:tcPr>
+            <w:tcW w:w="2060" w:type="dxa"/>
+            <w:tcBorders>
+              <w:bottom w:val="single" w:sz="4" w:space="0" w:color="auto"/>
+            </w:tcBorders>
+            <w:vAlign w:val="center"/>
+          </w:tcPr>
+          <w:p>
+            <w:pPr>
+              <w:jc w:val="center"/>
+              <w:rPr>
+                <w:rFonts w:ascii="Times New Roman" w:hAnsi="Times New Roman" w:cs="Times New Roman"/>
+                <w:b/>
+                <w:bCs/>
+              </w:rPr>
+            </w:pPr>
+            <w:r>
+              <w:rPr>
+                <w:rFonts w:ascii="Times New Roman" w:hAnsi="Times New Roman" w:cs="Times New Roman"/>
+                <w:b/>
+                <w:bCs/>
+              </w:rPr>
+              <w:t>169.000</w:t>
+            </w:r>
+          </w:p>
+        </w:tc>
+        <w:tc>
+          <w:tcPr>
+            <w:tcW w:w="2468" w:type="dxa"/>
+            <w:tcBorders>
+              <w:bottom w:val="single" w:sz="4" w:space="0" w:color="auto"/>
+            </w:tcBorders>
+            <w:vAlign w:val="center"/>
+          </w:tcPr>
+          <w:p>
+            <w:pPr>
+              <w:jc w:val="center"/>
+              <w:rPr>
+                <w:rFonts w:ascii="Times New Roman" w:hAnsi="Times New Roman" w:cs="Times New Roman"/>
+                <w:b/>
+                <w:bCs/>
+              </w:rPr>
+            </w:pPr>
+            <w:r>
+              <w:rPr>
+                <w:rFonts w:ascii="Times New Roman" w:hAnsi="Times New Roman" w:cs="Times New Roman"/>
+                <w:b/>
+                <w:bCs/>
+              </w:rPr>
+              <w:t>169.000</w:t>
+            </w:r>
+          </w:p>
+        </w:tc>
+      </w:tr>
+      <w:tr>
+        <w:tc>
+          <w:tcPr>
+            <w:tcW w:w="670" w:type="dxa"/>
+            <w:tcBorders>
+              <w:bottom w:val="single" w:sz="4" w:space="0" w:color="auto"/>
+            </w:tcBorders>
+            <w:vAlign w:val="center"/>
+          </w:tcPr>
+          <w:p>
+            <w:pPr>
+              <w:jc w:val="center"/>
+              <w:rPr>
+                <w:rFonts w:ascii="Times New Roman" w:hAnsi="Times New Roman" w:cs="Times New Roman"/>
+                <w:sz w:val="24"/>
+                <w:szCs w:val="24"/>
+              </w:rPr>
+            </w:pPr>
+            <w:r>
+              <w:rPr>
+                <w:rFonts w:ascii="Times New Roman" w:hAnsi="Times New Roman" w:cs="Times New Roman"/>
+                <w:sz w:val="24"/>
+                <w:szCs w:val="24"/>
+              </w:rPr>
+              <w:t>17</w:t>
+            </w:r>
+          </w:p>
+        </w:tc>
+        <w:tc>
+          <w:tcPr>
+            <w:tcW w:w="4150" w:type="dxa"/>
+            <w:tcBorders>
+              <w:bottom w:val="single" w:sz="4" w:space="0" w:color="auto"/>
+            </w:tcBorders>
+            <w:vAlign w:val="center"/>
+          </w:tcPr>
+          <w:p>
+            <w:pPr>
+              <w:rPr>
+                <w:rFonts w:ascii="Times New Roman" w:hAnsi="Times New Roman" w:cs="Times New Roman"/>
+                <w:b/>
+                <w:bCs/>
+              </w:rPr>
+            </w:pPr>
+            <w:r>
+              <w:rPr>
+                <w:rFonts w:ascii="Times New Roman" w:hAnsi="Times New Roman" w:cs="Times New Roman"/>
+                <w:b/>
+                <w:bCs/>
+              </w:rPr>
+              <w:t>NƯỚC TIỂU 10 THÔNG SỐ (KSK)</w:t>
+            </w:r>
+          </w:p>
+        </w:tc>
+        <w:tc>
+          <w:tcPr>
+            <w:tcW w:w="1000" w:type="dxa"/>
+            <w:tcBorders>
+              <w:bottom w:val="single" w:sz="4" w:space="0" w:color="auto"/>
+            </w:tcBorders>
+            <w:vAlign w:val="center"/>
+          </w:tcPr>
+          <w:p>
+            <w:pPr>
+              <w:jc w:val="center"/>
+              <w:rPr>
+                <w:rFonts w:ascii="Times New Roman" w:hAnsi="Times New Roman" w:cs="Times New Roman"/>
+                <w:sz w:val="24"/>
+                <w:szCs w:val="24"/>
+              </w:rPr>
+            </w:pPr>
+            <w:r>
+              <w:rPr>
+                <w:rFonts w:ascii="Times New Roman" w:hAnsi="Times New Roman" w:cs="Times New Roman"/>
+                <w:sz w:val="24"/>
+                <w:szCs w:val="24"/>
+              </w:rPr>
+              <w:t>1</w:t>
+            </w:r>
+          </w:p>
+        </w:tc>
+        <w:tc>
+          <w:tcPr>
+            <w:tcW w:w="2060" w:type="dxa"/>
+            <w:tcBorders>
+              <w:bottom w:val="single" w:sz="4" w:space="0" w:color="auto"/>
+            </w:tcBorders>
+            <w:vAlign w:val="center"/>
+          </w:tcPr>
+          <w:p>
+            <w:pPr>
+              <w:jc w:val="center"/>
+              <w:rPr>
+                <w:rFonts w:ascii="Times New Roman" w:hAnsi="Times New Roman" w:cs="Times New Roman"/>
+                <w:b/>
+                <w:bCs/>
+              </w:rPr>
+            </w:pPr>
+            <w:r>
+              <w:rPr>
+                <w:rFonts w:ascii="Times New Roman" w:hAnsi="Times New Roman" w:cs="Times New Roman"/>
+                <w:b/>
+                <w:bCs/>
+              </w:rPr>
+              <w:t>59.000</w:t>
+            </w:r>
+          </w:p>
+        </w:tc>
+        <w:tc>
+          <w:tcPr>
+            <w:tcW w:w="2468" w:type="dxa"/>
+            <w:tcBorders>
+              <w:bottom w:val="single" w:sz="4" w:space="0" w:color="auto"/>
+            </w:tcBorders>
+            <w:vAlign w:val="center"/>
+          </w:tcPr>
+          <w:p>
+            <w:pPr>
+              <w:jc w:val="center"/>
+              <w:rPr>
+                <w:rFonts w:ascii="Times New Roman" w:hAnsi="Times New Roman" w:cs="Times New Roman"/>
+                <w:b/>
+                <w:bCs/>
+              </w:rPr>
+            </w:pPr>
+            <w:r>
+              <w:rPr>
+                <w:rFonts w:ascii="Times New Roman" w:hAnsi="Times New Roman" w:cs="Times New Roman"/>
+                <w:b/>
+                <w:bCs/>
+              </w:rPr>
+              <w:t>59.000</w:t>
+            </w:r>
+          </w:p>
+        </w:tc>
+      </w:tr>
+      <w:tr>
+        <w:tc>
+          <w:tcPr>
+            <w:tcW w:w="670" w:type="dxa"/>
+            <w:tcBorders>
+              <w:bottom w:val="single" w:sz="4" w:space="0" w:color="auto"/>
+            </w:tcBorders>
+            <w:vAlign w:val="center"/>
+          </w:tcPr>
+          <w:p>
+            <w:pPr>
+              <w:jc w:val="center"/>
+              <w:rPr>
+                <w:rFonts w:ascii="Times New Roman" w:hAnsi="Times New Roman" w:cs="Times New Roman"/>
+                <w:sz w:val="24"/>
+                <w:szCs w:val="24"/>
+              </w:rPr>
+            </w:pPr>
+            <w:r>
+              <w:rPr>
+                <w:rFonts w:ascii="Times New Roman" w:hAnsi="Times New Roman" w:cs="Times New Roman"/>
+                <w:sz w:val="24"/>
+                <w:szCs w:val="24"/>
+              </w:rPr>
+              <w:t>18</w:t>
+            </w:r>
+          </w:p>
+        </w:tc>
+        <w:tc>
+          <w:tcPr>
+            <w:tcW w:w="4150" w:type="dxa"/>
+            <w:tcBorders>
+              <w:bottom w:val="single" w:sz="4" w:space="0" w:color="auto"/>
+            </w:tcBorders>
+            <w:vAlign w:val="center"/>
+          </w:tcPr>
+          <w:p>
+            <w:pPr>
+              <w:rPr>
+                <w:rFonts w:ascii="Times New Roman" w:hAnsi="Times New Roman" w:cs="Times New Roman"/>
+                <w:b/>
+                <w:bCs/>
+              </w:rPr>
+            </w:pPr>
+            <w:r>
+              <w:rPr>
+                <w:rFonts w:ascii="Times New Roman" w:hAnsi="Times New Roman" w:cs="Times New Roman"/>
+                <w:b/>
+                <w:bCs/>
+              </w:rPr>
+              <w:t>Tổng phân tích tế bào máu bằng máy laser</w:t>
+            </w:r>
+          </w:p>
+        </w:tc>
+        <w:tc>
+          <w:tcPr>
+            <w:tcW w:w="1000" w:type="dxa"/>
+            <w:tcBorders>
+              <w:bottom w:val="single" w:sz="4" w:space="0" w:color="auto"/>
+            </w:tcBorders>
+            <w:vAlign w:val="center"/>
+          </w:tcPr>
+          <w:p>
+            <w:pPr>
+              <w:jc w:val="center"/>
+              <w:rPr>
+                <w:rFonts w:ascii="Times New Roman" w:hAnsi="Times New Roman" w:cs="Times New Roman"/>
+                <w:sz w:val="24"/>
+                <w:szCs w:val="24"/>
+              </w:rPr>
+            </w:pPr>
+            <w:r>
+              <w:rPr>
+                <w:rFonts w:ascii="Times New Roman" w:hAnsi="Times New Roman" w:cs="Times New Roman"/>
+                <w:sz w:val="24"/>
+                <w:szCs w:val="24"/>
+              </w:rPr>
+              <w:t>1</w:t>
+            </w:r>
+          </w:p>
+        </w:tc>
+        <w:tc>
+          <w:tcPr>
+            <w:tcW w:w="2060" w:type="dxa"/>
+            <w:tcBorders>
+              <w:bottom w:val="single" w:sz="4" w:space="0" w:color="auto"/>
+            </w:tcBorders>
+            <w:vAlign w:val="center"/>
+          </w:tcPr>
+          <w:p>
+            <w:pPr>
+              <w:jc w:val="center"/>
+              <w:rPr>
+                <w:rFonts w:ascii="Times New Roman" w:hAnsi="Times New Roman" w:cs="Times New Roman"/>
+                <w:b/>
+                <w:bCs/>
+              </w:rPr>
+            </w:pPr>
+            <w:r>
+              <w:rPr>
+                <w:rFonts w:ascii="Times New Roman" w:hAnsi="Times New Roman" w:cs="Times New Roman"/>
+                <w:b/>
+                <w:bCs/>
+              </w:rPr>
+              <w:t>75.000</w:t>
+            </w:r>
+          </w:p>
+        </w:tc>
+        <w:tc>
+          <w:tcPr>
+            <w:tcW w:w="2468" w:type="dxa"/>
+            <w:tcBorders>
+              <w:bottom w:val="single" w:sz="4" w:space="0" w:color="auto"/>
+            </w:tcBorders>
+            <w:vAlign w:val="center"/>
+          </w:tcPr>
+          <w:p>
+            <w:pPr>
+              <w:jc w:val="center"/>
+              <w:rPr>
+                <w:rFonts w:ascii="Times New Roman" w:hAnsi="Times New Roman" w:cs="Times New Roman"/>
+                <w:b/>
+                <w:bCs/>
+              </w:rPr>
+            </w:pPr>
+            <w:r>
+              <w:rPr>
+                <w:rFonts w:ascii="Times New Roman" w:hAnsi="Times New Roman" w:cs="Times New Roman"/>
+                <w:b/>
+                <w:bCs/>
+              </w:rPr>
+              <w:t>75.000</w:t>
+            </w:r>
+          </w:p>
+        </w:tc>
+      </w:tr>
+      <w:tr>
+        <w:tc>
+          <w:tcPr>
+            <w:tcW w:w="670" w:type="dxa"/>
+            <w:tcBorders>
+              <w:bottom w:val="single" w:sz="4" w:space="0" w:color="auto"/>
+            </w:tcBorders>
+            <w:vAlign w:val="center"/>
+          </w:tcPr>
+          <w:p>
+            <w:pPr>
+              <w:jc w:val="center"/>
+              <w:rPr>
+                <w:rFonts w:ascii="Times New Roman" w:hAnsi="Times New Roman" w:cs="Times New Roman"/>
+                <w:sz w:val="24"/>
+                <w:szCs w:val="24"/>
+              </w:rPr>
+            </w:pPr>
+            <w:r>
+              <w:rPr>
+                <w:rFonts w:ascii="Times New Roman" w:hAnsi="Times New Roman" w:cs="Times New Roman"/>
+                <w:sz w:val="24"/>
+                <w:szCs w:val="24"/>
+              </w:rPr>
+              <w:t>19</w:t>
+            </w:r>
+          </w:p>
+        </w:tc>
+        <w:tc>
+          <w:tcPr>
+            <w:tcW w:w="4150" w:type="dxa"/>
+            <w:tcBorders>
+              <w:bottom w:val="single" w:sz="4" w:space="0" w:color="auto"/>
+            </w:tcBorders>
+            <w:vAlign w:val="center"/>
+          </w:tcPr>
+          <w:p>
+            <w:pPr>
+              <w:rPr>
+                <w:rFonts w:ascii="Times New Roman" w:hAnsi="Times New Roman" w:cs="Times New Roman"/>
+                <w:b/>
+                <w:bCs/>
+              </w:rPr>
+            </w:pPr>
+            <w:r>
+              <w:rPr>
+                <w:rFonts w:ascii="Times New Roman" w:hAnsi="Times New Roman" w:cs="Times New Roman"/>
+                <w:b/>
+                <w:bCs/>
+              </w:rPr>
+              <w:t>Thời gian Prothrombin (PT, TQ) bằng máy tự động (Thời gian Quick)</w:t>
+            </w:r>
+          </w:p>
+        </w:tc>
+        <w:tc>
+          <w:tcPr>
+            <w:tcW w:w="1000" w:type="dxa"/>
+            <w:tcBorders>
+              <w:bottom w:val="single" w:sz="4" w:space="0" w:color="auto"/>
+            </w:tcBorders>
+            <w:vAlign w:val="center"/>
+          </w:tcPr>
+          <w:p>
+            <w:pPr>
+              <w:jc w:val="center"/>
+              <w:rPr>
+                <w:rFonts w:ascii="Times New Roman" w:hAnsi="Times New Roman" w:cs="Times New Roman"/>
+                <w:sz w:val="24"/>
+                <w:szCs w:val="24"/>
+              </w:rPr>
+            </w:pPr>
+            <w:r>
+              <w:rPr>
+                <w:rFonts w:ascii="Times New Roman" w:hAnsi="Times New Roman" w:cs="Times New Roman"/>
+                <w:sz w:val="24"/>
+                <w:szCs w:val="24"/>
+              </w:rPr>
+              <w:t>1</w:t>
+            </w:r>
+          </w:p>
+        </w:tc>
+        <w:tc>
+          <w:tcPr>
+            <w:tcW w:w="2060" w:type="dxa"/>
+            <w:tcBorders>
+              <w:bottom w:val="single" w:sz="4" w:space="0" w:color="auto"/>
+            </w:tcBorders>
+            <w:vAlign w:val="center"/>
+          </w:tcPr>
+          <w:p>
+            <w:pPr>
+              <w:jc w:val="center"/>
+              <w:rPr>
+                <w:rFonts w:ascii="Times New Roman" w:hAnsi="Times New Roman" w:cs="Times New Roman"/>
+                <w:b/>
+                <w:bCs/>
+              </w:rPr>
+            </w:pPr>
+            <w:r>
+              <w:rPr>
+                <w:rFonts w:ascii="Times New Roman" w:hAnsi="Times New Roman" w:cs="Times New Roman"/>
+                <w:b/>
+                <w:bCs/>
+              </w:rPr>
+              <w:t>83.000</w:t>
+            </w:r>
+          </w:p>
+        </w:tc>
+        <w:tc>
+          <w:tcPr>
+            <w:tcW w:w="2468" w:type="dxa"/>
+            <w:tcBorders>
+              <w:bottom w:val="single" w:sz="4" w:space="0" w:color="auto"/>
+            </w:tcBorders>
+            <w:vAlign w:val="center"/>
+          </w:tcPr>
+          <w:p>
+            <w:pPr>
+              <w:jc w:val="center"/>
+              <w:rPr>
+                <w:rFonts w:ascii="Times New Roman" w:hAnsi="Times New Roman" w:cs="Times New Roman"/>
+                <w:b/>
+                <w:bCs/>
+              </w:rPr>
+            </w:pPr>
+            <w:r>
+              <w:rPr>
+                <w:rFonts w:ascii="Times New Roman" w:hAnsi="Times New Roman" w:cs="Times New Roman"/>
+                <w:b/>
+                <w:bCs/>
+              </w:rPr>
+              <w:t>83.000</w:t>
             </w:r>
           </w:p>
         </w:tc>
@@ -1341,37 +3036,15 @@
                 <w:szCs w:val="24"/>
               </w:rPr>
             </w:pPr>
-            <w:proofErr w:type="spellStart"/>
-            <w:r>
-              <w:rPr>
-                <w:rFonts w:ascii="Times New Roman" w:hAnsi="Times New Roman" w:cs="Times New Roman"/>
-                <w:b/>
-                <w:sz w:val="24"/>
-                <w:szCs w:val="24"/>
-              </w:rPr>
-              <w:t>Tổng</w:t>
-            </w:r>
-            <w:proofErr w:type="spellEnd"/>
-            <w:r>
-              <w:rPr>
-                <w:rFonts w:ascii="Times New Roman" w:hAnsi="Times New Roman" w:cs="Times New Roman"/>
-                <w:b/>
-                <w:sz w:val="24"/>
-                <w:szCs w:val="24"/>
-              </w:rPr>
-              <w:t xml:space="preserve"> </w:t>
-            </w:r>
-            <w:proofErr w:type="spellStart"/>
-            <w:r>
-              <w:rPr>
-                <w:rFonts w:ascii="Times New Roman" w:hAnsi="Times New Roman" w:cs="Times New Roman"/>
-                <w:b/>
-                <w:sz w:val="24"/>
-                <w:szCs w:val="24"/>
-              </w:rPr>
-              <w:t>cộng</w:t>
-            </w:r>
-            <w:proofErr w:type="spellEnd"/>
+            <w:r>
+              <w:rPr>
+                <w:rFonts w:ascii="Times New Roman" w:hAnsi="Times New Roman" w:cs="Times New Roman"/>
+                <w:b/>
+                <w:sz w:val="24"/>
+                <w:szCs w:val="24"/>
+              </w:rPr>
+              <w:t>Tổng cộng</w:t>
+            </w:r>
           </w:p>
         </w:tc>
         <w:tc>
@@ -1384,22 +3057,22 @@
           </w:tcPr>
           <w:p>
             <w:pPr>
-              <w:jc w:val="right"/>
-              <w:rPr>
-                <w:rFonts w:ascii="Times New Roman" w:hAnsi="Times New Roman" w:cs="Times New Roman"/>
-                <w:b/>
-                <w:sz w:val="24"/>
-                <w:szCs w:val="24"/>
-              </w:rPr>
-            </w:pPr>
-            <w:r>
-              <w:rPr>
-                <w:rFonts w:ascii="Times New Roman" w:hAnsi="Times New Roman" w:cs="Times New Roman"/>
-                <w:b/>
-                <w:sz w:val="24"/>
-                <w:szCs w:val="24"/>
-              </w:rPr>
-              <w:t>4.410.000</w:t>
+              <w:jc w:val="center"/>
+              <w:rPr>
+                <w:rFonts w:ascii="Times New Roman" w:hAnsi="Times New Roman" w:cs="Times New Roman"/>
+                <w:b/>
+                <w:sz w:val="24"/>
+                <w:szCs w:val="24"/>
+              </w:rPr>
+            </w:pPr>
+            <w:r>
+              <w:rPr>
+                <w:rFonts w:ascii="Times New Roman" w:hAnsi="Times New Roman" w:cs="Times New Roman"/>
+                <w:b/>
+                <w:sz w:val="24"/>
+                <w:szCs w:val="24"/>
+              </w:rPr>
+              <w:t>4.380.000</w:t>
             </w:r>
           </w:p>
         </w:tc>
@@ -1414,7 +3087,6 @@
           <w:szCs w:val="24"/>
         </w:rPr>
       </w:pPr>
-      <w:proofErr w:type="spellStart"/>
       <w:r>
         <w:rPr>
           <w:rFonts w:ascii="Times New Roman" w:hAnsi="Times New Roman" w:cs="Times New Roman"/>
@@ -1422,9 +3094,8 @@
           <w:sz w:val="24"/>
           <w:szCs w:val="24"/>
         </w:rPr>
-        <w:t>Bằng</w:t>
+        <w:t xml:space="preserve">Bằng chữ: </w:t>
       </w:r>
-      <w:proofErr w:type="spellEnd"/>
       <w:r>
         <w:rPr>
           <w:rFonts w:ascii="Times New Roman" w:hAnsi="Times New Roman" w:cs="Times New Roman"/>
@@ -1432,179 +3103,8 @@
           <w:sz w:val="24"/>
           <w:szCs w:val="24"/>
         </w:rPr>
-        <w:t xml:space="preserve"> </w:t>
+        <w:t>Bốn triệu ba trăm tám mươi nghìn đồng chẵn</w:t>
       </w:r>
-      <w:proofErr w:type="spellStart"/>
-      <w:r>
-        <w:rPr>
-          <w:rFonts w:ascii="Times New Roman" w:hAnsi="Times New Roman" w:cs="Times New Roman"/>
-          <w:i/>
-          <w:sz w:val="24"/>
-          <w:szCs w:val="24"/>
-        </w:rPr>
-        <w:t>chữ</w:t>
-      </w:r>
-      <w:proofErr w:type="spellEnd"/>
-      <w:r>
-        <w:rPr>
-          <w:rFonts w:ascii="Times New Roman" w:hAnsi="Times New Roman" w:cs="Times New Roman"/>
-          <w:i/>
-          <w:sz w:val="24"/>
-          <w:szCs w:val="24"/>
-        </w:rPr>
-        <w:t xml:space="preserve">: </w:t>
-      </w:r>
-      <w:proofErr w:type="spellStart"/>
-      <w:r>
-        <w:rPr>
-          <w:rFonts w:ascii="Times New Roman" w:hAnsi="Times New Roman" w:cs="Times New Roman"/>
-          <w:i/>
-          <w:sz w:val="24"/>
-          <w:szCs w:val="24"/>
-        </w:rPr>
-        <w:t>Bốn</w:t>
-      </w:r>
-      <w:proofErr w:type="spellEnd"/>
-      <w:r>
-        <w:rPr>
-          <w:rFonts w:ascii="Times New Roman" w:hAnsi="Times New Roman" w:cs="Times New Roman"/>
-          <w:i/>
-          <w:sz w:val="24"/>
-          <w:szCs w:val="24"/>
-        </w:rPr>
-        <w:t xml:space="preserve"> </w:t>
-      </w:r>
-      <w:proofErr w:type="spellStart"/>
-      <w:r>
-        <w:rPr>
-          <w:rFonts w:ascii="Times New Roman" w:hAnsi="Times New Roman" w:cs="Times New Roman"/>
-          <w:i/>
-          <w:sz w:val="24"/>
-          <w:szCs w:val="24"/>
-        </w:rPr>
-        <w:t>triệu</w:t>
-      </w:r>
-      <w:proofErr w:type="spellEnd"/>
-      <w:r>
-        <w:rPr>
-          <w:rFonts w:ascii="Times New Roman" w:hAnsi="Times New Roman" w:cs="Times New Roman"/>
-          <w:i/>
-          <w:sz w:val="24"/>
-          <w:szCs w:val="24"/>
-        </w:rPr>
-        <w:t xml:space="preserve"> </w:t>
-      </w:r>
-      <w:proofErr w:type="spellStart"/>
-      <w:r>
-        <w:rPr>
-          <w:rFonts w:ascii="Times New Roman" w:hAnsi="Times New Roman" w:cs="Times New Roman"/>
-          <w:i/>
-          <w:sz w:val="24"/>
-          <w:szCs w:val="24"/>
-        </w:rPr>
-        <w:t>bốn</w:t>
-      </w:r>
-      <w:proofErr w:type="spellEnd"/>
-      <w:r>
-        <w:rPr>
-          <w:rFonts w:ascii="Times New Roman" w:hAnsi="Times New Roman" w:cs="Times New Roman"/>
-          <w:i/>
-          <w:sz w:val="24"/>
-          <w:szCs w:val="24"/>
-        </w:rPr>
-        <w:t xml:space="preserve"> </w:t>
-      </w:r>
-      <w:proofErr w:type="spellStart"/>
-      <w:r>
-        <w:rPr>
-          <w:rFonts w:ascii="Times New Roman" w:hAnsi="Times New Roman" w:cs="Times New Roman"/>
-          <w:i/>
-          <w:sz w:val="24"/>
-          <w:szCs w:val="24"/>
-        </w:rPr>
-        <w:t>trăm</w:t>
-      </w:r>
-      <w:proofErr w:type="spellEnd"/>
-      <w:r>
-        <w:rPr>
-          <w:rFonts w:ascii="Times New Roman" w:hAnsi="Times New Roman" w:cs="Times New Roman"/>
-          <w:i/>
-          <w:sz w:val="24"/>
-          <w:szCs w:val="24"/>
-        </w:rPr>
-        <w:t xml:space="preserve"> </w:t>
-      </w:r>
-      <w:proofErr w:type="spellStart"/>
-      <w:r>
-        <w:rPr>
-          <w:rFonts w:ascii="Times New Roman" w:hAnsi="Times New Roman" w:cs="Times New Roman"/>
-          <w:i/>
-          <w:sz w:val="24"/>
-          <w:szCs w:val="24"/>
-        </w:rPr>
-        <w:t>mười</w:t>
-      </w:r>
-      <w:proofErr w:type="spellEnd"/>
-      <w:r>
-        <w:rPr>
-          <w:rFonts w:ascii="Times New Roman" w:hAnsi="Times New Roman" w:cs="Times New Roman"/>
-          <w:i/>
-          <w:sz w:val="24"/>
-          <w:szCs w:val="24"/>
-        </w:rPr>
-        <w:t xml:space="preserve"> </w:t>
-      </w:r>
-      <w:proofErr w:type="spellStart"/>
-      <w:r>
-        <w:rPr>
-          <w:rFonts w:ascii="Times New Roman" w:hAnsi="Times New Roman" w:cs="Times New Roman"/>
-          <w:i/>
-          <w:sz w:val="24"/>
-          <w:szCs w:val="24"/>
-        </w:rPr>
-        <w:t>nghìn</w:t>
-      </w:r>
-      <w:proofErr w:type="spellEnd"/>
-      <w:r>
-        <w:rPr>
-          <w:rFonts w:ascii="Times New Roman" w:hAnsi="Times New Roman" w:cs="Times New Roman"/>
-          <w:i/>
-          <w:sz w:val="24"/>
-          <w:szCs w:val="24"/>
-        </w:rPr>
-        <w:t xml:space="preserve"> </w:t>
-      </w:r>
-      <w:proofErr w:type="spellStart"/>
-      <w:r>
-        <w:rPr>
-          <w:rFonts w:ascii="Times New Roman" w:hAnsi="Times New Roman" w:cs="Times New Roman"/>
-          <w:i/>
-          <w:sz w:val="24"/>
-          <w:szCs w:val="24"/>
-        </w:rPr>
-        <w:t>đồng</w:t>
-      </w:r>
-      <w:proofErr w:type="spellEnd"/>
-      <w:r>
-        <w:rPr>
-          <w:rFonts w:ascii="Times New Roman" w:hAnsi="Times New Roman" w:cs="Times New Roman"/>
-          <w:i/>
-          <w:sz w:val="24"/>
-          <w:szCs w:val="24"/>
-        </w:rPr>
-        <w:t xml:space="preserve"> </w:t>
-      </w:r>
-      <w:proofErr w:type="spellStart"/>
-      <w:r>
-        <w:rPr>
-          <w:rFonts w:ascii="Times New Roman" w:hAnsi="Times New Roman" w:cs="Times New Roman"/>
-          <w:i/>
-          <w:sz w:val="24"/>
-          <w:szCs w:val="24"/>
-        </w:rPr>
-        <w:t>chẵn</w:t>
-      </w:r>
-      <w:proofErr w:type="spellEnd"/>
       <w:r>
         <w:rPr>
           <w:rFonts w:ascii="Times New Roman" w:hAnsi="Times New Roman" w:cs="Times New Roman"/>
@@ -1630,18 +3130,16 @@
           <w:sz w:val="24"/>
           <w:szCs w:val="24"/>
         </w:rPr>
-        <w:t xml:space="preserve">                                                                                      Đà Nẵng, </w:t>
+        <w:t xml:space="preserve">                                                                                      Đà Nẵng, ngày </w:t>
       </w:r>
-      <w:proofErr w:type="spellStart"/>
       <w:r>
         <w:rPr>
           <w:rFonts w:ascii="Times New Roman" w:hAnsi="Times New Roman" w:cs="Times New Roman"/>
           <w:sz w:val="24"/>
           <w:szCs w:val="24"/>
         </w:rPr>
-        <w:t>ngày</w:t>
+        <w:t xml:space="preserve">   </w:t>
       </w:r>
-      <w:proofErr w:type="spellEnd"/>
       <w:r>
         <w:rPr>
           <w:rFonts w:ascii="Times New Roman" w:hAnsi="Times New Roman" w:cs="Times New Roman"/>
@@ -1656,26 +3154,7 @@
           <w:sz w:val="24"/>
           <w:szCs w:val="24"/>
         </w:rPr>
-        <w:t xml:space="preserve">22 </w:t>
-      </w:r>
-      <w:proofErr w:type="spellStart"/>
-      <w:proofErr w:type="gramStart"/>
-      <w:r>
-        <w:rPr>
-          <w:rFonts w:ascii="Times New Roman" w:hAnsi="Times New Roman" w:cs="Times New Roman"/>
-          <w:sz w:val="24"/>
-          <w:szCs w:val="24"/>
-        </w:rPr>
-        <w:t>tháng</w:t>
-      </w:r>
-      <w:proofErr w:type="spellEnd"/>
-      <w:r>
-        <w:rPr>
-          <w:rFonts w:ascii="Times New Roman" w:hAnsi="Times New Roman" w:cs="Times New Roman"/>
-          <w:sz w:val="24"/>
-          <w:szCs w:val="24"/>
-        </w:rPr>
-        <w:t xml:space="preserve"> </w:t>
+        <w:t xml:space="preserve">tháng </w:t>
       </w:r>
       <w:r>
         <w:rPr>
@@ -1683,34 +3162,31 @@
           <w:sz w:val="24"/>
           <w:szCs w:val="24"/>
         </w:rPr>
-        <w:t xml:space="preserve"> 04</w:t>
+        <w:t>0</w:t>
       </w:r>
-      <w:proofErr w:type="gramEnd"/>
       <w:r>
         <w:rPr>
           <w:rFonts w:ascii="Times New Roman" w:hAnsi="Times New Roman" w:cs="Times New Roman"/>
           <w:sz w:val="24"/>
           <w:szCs w:val="24"/>
         </w:rPr>
-        <w:t xml:space="preserve">  </w:t>
+        <w:t>5</w:t>
       </w:r>
-      <w:proofErr w:type="spellStart"/>
       <w:r>
         <w:rPr>
           <w:rFonts w:ascii="Times New Roman" w:hAnsi="Times New Roman" w:cs="Times New Roman"/>
           <w:sz w:val="24"/>
           <w:szCs w:val="24"/>
         </w:rPr>
-        <w:t>năm</w:t>
+        <w:t xml:space="preserve"> năm 202</w:t>
       </w:r>
-      <w:proofErr w:type="spellEnd"/>
       <w:r>
         <w:rPr>
           <w:rFonts w:ascii="Times New Roman" w:hAnsi="Times New Roman" w:cs="Times New Roman"/>
           <w:sz w:val="24"/>
           <w:szCs w:val="24"/>
         </w:rPr>
-        <w:t xml:space="preserve"> 2022</w:t>
+        <w:t>5</w:t>
       </w:r>
     </w:p>
     <w:p>
@@ -1728,54 +3204,8 @@
           <w:sz w:val="24"/>
           <w:szCs w:val="24"/>
         </w:rPr>
-        <w:t xml:space="preserve">                         </w:t>
+        <w:t xml:space="preserve">                         Người nộp tiền</w:t>
       </w:r>
-      <w:proofErr w:type="spellStart"/>
-      <w:r>
-        <w:rPr>
-          <w:rFonts w:ascii="Times New Roman" w:hAnsi="Times New Roman" w:cs="Times New Roman"/>
-          <w:sz w:val="24"/>
-          <w:szCs w:val="24"/>
-        </w:rPr>
-        <w:t>Người</w:t>
-      </w:r>
-      <w:proofErr w:type="spellEnd"/>
-      <w:r>
-        <w:rPr>
-          <w:rFonts w:ascii="Times New Roman" w:hAnsi="Times New Roman" w:cs="Times New Roman"/>
-          <w:sz w:val="24"/>
-          <w:szCs w:val="24"/>
-        </w:rPr>
-        <w:t xml:space="preserve"> </w:t>
-      </w:r>
-      <w:proofErr w:type="spellStart"/>
-      <w:r>
-        <w:rPr>
-          <w:rFonts w:ascii="Times New Roman" w:hAnsi="Times New Roman" w:cs="Times New Roman"/>
-          <w:sz w:val="24"/>
-          <w:szCs w:val="24"/>
-        </w:rPr>
-        <w:t>nộp</w:t>
-      </w:r>
-      <w:proofErr w:type="spellEnd"/>
-      <w:r>
-        <w:rPr>
-          <w:rFonts w:ascii="Times New Roman" w:hAnsi="Times New Roman" w:cs="Times New Roman"/>
-          <w:sz w:val="24"/>
-          <w:szCs w:val="24"/>
-        </w:rPr>
-        <w:t xml:space="preserve"> </w:t>
-      </w:r>
-      <w:proofErr w:type="spellStart"/>
-      <w:r>
-        <w:rPr>
-          <w:rFonts w:ascii="Times New Roman" w:hAnsi="Times New Roman" w:cs="Times New Roman"/>
-          <w:sz w:val="24"/>
-          <w:szCs w:val="24"/>
-        </w:rPr>
-        <w:t>tiền</w:t>
-      </w:r>
-      <w:proofErr w:type="spellEnd"/>
       <w:r>
         <w:rPr>
           <w:rFonts w:ascii="Times New Roman" w:hAnsi="Times New Roman" w:cs="Times New Roman"/>
@@ -1791,54 +3221,8 @@
           <w:sz w:val="24"/>
           <w:szCs w:val="24"/>
         </w:rPr>
-        <w:t xml:space="preserve">                                             </w:t>
+        <w:t xml:space="preserve">                                             Người lập phiếu</w:t>
       </w:r>
-      <w:proofErr w:type="spellStart"/>
-      <w:r>
-        <w:rPr>
-          <w:rFonts w:ascii="Times New Roman" w:hAnsi="Times New Roman" w:cs="Times New Roman"/>
-          <w:sz w:val="24"/>
-          <w:szCs w:val="24"/>
-        </w:rPr>
-        <w:t>Người</w:t>
-      </w:r>
-      <w:proofErr w:type="spellEnd"/>
-      <w:r>
-        <w:rPr>
-          <w:rFonts w:ascii="Times New Roman" w:hAnsi="Times New Roman" w:cs="Times New Roman"/>
-          <w:sz w:val="24"/>
-          <w:szCs w:val="24"/>
-        </w:rPr>
-        <w:t xml:space="preserve"> </w:t>
-      </w:r>
-      <w:proofErr w:type="spellStart"/>
-      <w:r>
-        <w:rPr>
-          <w:rFonts w:ascii="Times New Roman" w:hAnsi="Times New Roman" w:cs="Times New Roman"/>
-          <w:sz w:val="24"/>
-          <w:szCs w:val="24"/>
-        </w:rPr>
-        <w:t>lập</w:t>
-      </w:r>
-      <w:proofErr w:type="spellEnd"/>
-      <w:r>
-        <w:rPr>
-          <w:rFonts w:ascii="Times New Roman" w:hAnsi="Times New Roman" w:cs="Times New Roman"/>
-          <w:sz w:val="24"/>
-          <w:szCs w:val="24"/>
-        </w:rPr>
-        <w:t xml:space="preserve"> </w:t>
-      </w:r>
-      <w:proofErr w:type="spellStart"/>
-      <w:r>
-        <w:rPr>
-          <w:rFonts w:ascii="Times New Roman" w:hAnsi="Times New Roman" w:cs="Times New Roman"/>
-          <w:sz w:val="24"/>
-          <w:szCs w:val="24"/>
-        </w:rPr>
-        <w:t>phiếu</w:t>
-      </w:r>
-      <w:proofErr w:type="spellEnd"/>
       <w:r>
         <w:rPr>
           <w:rFonts w:ascii="Times New Roman" w:hAnsi="Times New Roman" w:cs="Times New Roman"/>
@@ -1876,7 +3260,6 @@
         </w:rPr>
         <w:t xml:space="preserve">   (</w:t>
       </w:r>
-      <w:proofErr w:type="spellStart"/>
       <w:proofErr w:type="gramEnd"/>
       <w:r>
         <w:rPr>
@@ -1885,97 +3268,7 @@
           <w:sz w:val="24"/>
           <w:szCs w:val="24"/>
         </w:rPr>
-        <w:t>Ký</w:t>
-      </w:r>
-      <w:proofErr w:type="spellEnd"/>
-      <w:r>
-        <w:rPr>
-          <w:rFonts w:ascii="Times New Roman" w:hAnsi="Times New Roman" w:cs="Times New Roman"/>
-          <w:i/>
-          <w:sz w:val="24"/>
-          <w:szCs w:val="24"/>
-        </w:rPr>
-        <w:t xml:space="preserve">, </w:t>
-      </w:r>
-      <w:proofErr w:type="spellStart"/>
-      <w:r>
-        <w:rPr>
-          <w:rFonts w:ascii="Times New Roman" w:hAnsi="Times New Roman" w:cs="Times New Roman"/>
-          <w:i/>
-          <w:sz w:val="24"/>
-          <w:szCs w:val="24"/>
-        </w:rPr>
-        <w:t>ghi</w:t>
-      </w:r>
-      <w:proofErr w:type="spellEnd"/>
-      <w:r>
-        <w:rPr>
-          <w:rFonts w:ascii="Times New Roman" w:hAnsi="Times New Roman" w:cs="Times New Roman"/>
-          <w:i/>
-          <w:sz w:val="24"/>
-          <w:szCs w:val="24"/>
-        </w:rPr>
-        <w:t xml:space="preserve"> </w:t>
-      </w:r>
-      <w:proofErr w:type="spellStart"/>
-      <w:r>
-        <w:rPr>
-          <w:rFonts w:ascii="Times New Roman" w:hAnsi="Times New Roman" w:cs="Times New Roman"/>
-          <w:i/>
-          <w:sz w:val="24"/>
-          <w:szCs w:val="24"/>
-        </w:rPr>
-        <w:t>rõ</w:t>
-      </w:r>
-      <w:proofErr w:type="spellEnd"/>
-      <w:r>
-        <w:rPr>
-          <w:rFonts w:ascii="Times New Roman" w:hAnsi="Times New Roman" w:cs="Times New Roman"/>
-          <w:i/>
-          <w:sz w:val="24"/>
-          <w:szCs w:val="24"/>
-        </w:rPr>
-        <w:t xml:space="preserve"> </w:t>
-      </w:r>
-      <w:proofErr w:type="spellStart"/>
-      <w:r>
-        <w:rPr>
-          <w:rFonts w:ascii="Times New Roman" w:hAnsi="Times New Roman" w:cs="Times New Roman"/>
-          <w:i/>
-          <w:sz w:val="24"/>
-          <w:szCs w:val="24"/>
-        </w:rPr>
-        <w:t>họ</w:t>
-      </w:r>
-      <w:proofErr w:type="spellEnd"/>
-      <w:r>
-        <w:rPr>
-          <w:rFonts w:ascii="Times New Roman" w:hAnsi="Times New Roman" w:cs="Times New Roman"/>
-          <w:i/>
-          <w:sz w:val="24"/>
-          <w:szCs w:val="24"/>
-        </w:rPr>
-        <w:t xml:space="preserve"> </w:t>
-      </w:r>
-      <w:proofErr w:type="spellStart"/>
-      <w:r>
-        <w:rPr>
-          <w:rFonts w:ascii="Times New Roman" w:hAnsi="Times New Roman" w:cs="Times New Roman"/>
-          <w:i/>
-          <w:sz w:val="24"/>
-          <w:szCs w:val="24"/>
-        </w:rPr>
-        <w:t>tên</w:t>
-      </w:r>
-      <w:proofErr w:type="spellEnd"/>
-      <w:r>
-        <w:rPr>
-          <w:rFonts w:ascii="Times New Roman" w:hAnsi="Times New Roman" w:cs="Times New Roman"/>
-          <w:i/>
-          <w:sz w:val="24"/>
-          <w:szCs w:val="24"/>
-        </w:rPr>
-        <w:t>)</w:t>
+        <w:t>Ký, ghi rõ họ tên)</w:t>
       </w:r>
       <w:r>
         <w:rPr>
@@ -2003,107 +3296,7 @@
           <w:szCs w:val="24"/>
         </w:rPr>
         <w:tab/>
-        <w:t xml:space="preserve">                   (</w:t>
-      </w:r>
-      <w:proofErr w:type="spellStart"/>
-      <w:r>
-        <w:rPr>
-          <w:rFonts w:ascii="Times New Roman" w:hAnsi="Times New Roman" w:cs="Times New Roman"/>
-          <w:i/>
-          <w:sz w:val="24"/>
-          <w:szCs w:val="24"/>
-        </w:rPr>
-        <w:t>Ký</w:t>
-      </w:r>
-      <w:proofErr w:type="spellEnd"/>
-      <w:r>
-        <w:rPr>
-          <w:rFonts w:ascii="Times New Roman" w:hAnsi="Times New Roman" w:cs="Times New Roman"/>
-          <w:i/>
-          <w:sz w:val="24"/>
-          <w:szCs w:val="24"/>
-        </w:rPr>
-        <w:t xml:space="preserve">, </w:t>
-      </w:r>
-      <w:proofErr w:type="spellStart"/>
-      <w:r>
-        <w:rPr>
-          <w:rFonts w:ascii="Times New Roman" w:hAnsi="Times New Roman" w:cs="Times New Roman"/>
-          <w:i/>
-          <w:sz w:val="24"/>
-          <w:szCs w:val="24"/>
-        </w:rPr>
-        <w:t>ghi</w:t>
-      </w:r>
-      <w:proofErr w:type="spellEnd"/>
-      <w:r>
-        <w:rPr>
-          <w:rFonts w:ascii="Times New Roman" w:hAnsi="Times New Roman" w:cs="Times New Roman"/>
-          <w:i/>
-          <w:sz w:val="24"/>
-          <w:szCs w:val="24"/>
-        </w:rPr>
-        <w:t xml:space="preserve"> </w:t>
-      </w:r>
-      <w:proofErr w:type="spellStart"/>
-      <w:r>
-        <w:rPr>
-          <w:rFonts w:ascii="Times New Roman" w:hAnsi="Times New Roman" w:cs="Times New Roman"/>
-          <w:i/>
-          <w:sz w:val="24"/>
-          <w:szCs w:val="24"/>
-        </w:rPr>
-        <w:t>rõ</w:t>
-      </w:r>
-      <w:proofErr w:type="spellEnd"/>
-      <w:r>
-        <w:rPr>
-          <w:rFonts w:ascii="Times New Roman" w:hAnsi="Times New Roman" w:cs="Times New Roman"/>
-          <w:i/>
-          <w:sz w:val="24"/>
-          <w:szCs w:val="24"/>
-        </w:rPr>
-        <w:t xml:space="preserve"> </w:t>
-      </w:r>
-      <w:proofErr w:type="spellStart"/>
-      <w:r>
-        <w:rPr>
-          <w:rFonts w:ascii="Times New Roman" w:hAnsi="Times New Roman" w:cs="Times New Roman"/>
-          <w:i/>
-          <w:sz w:val="24"/>
-          <w:szCs w:val="24"/>
-        </w:rPr>
-        <w:t>họ</w:t>
-      </w:r>
-      <w:proofErr w:type="spellEnd"/>
-      <w:r>
-        <w:rPr>
-          <w:rFonts w:ascii="Times New Roman" w:hAnsi="Times New Roman" w:cs="Times New Roman"/>
-          <w:i/>
-          <w:sz w:val="24"/>
-          <w:szCs w:val="24"/>
-        </w:rPr>
-        <w:t xml:space="preserve"> </w:t>
-      </w:r>
-      <w:proofErr w:type="spellStart"/>
-      <w:r>
-        <w:rPr>
-          <w:rFonts w:ascii="Times New Roman" w:hAnsi="Times New Roman" w:cs="Times New Roman"/>
-          <w:i/>
-          <w:sz w:val="24"/>
-          <w:szCs w:val="24"/>
-        </w:rPr>
-        <w:t>tên</w:t>
-      </w:r>
-      <w:proofErr w:type="spellEnd"/>
-      <w:r>
-        <w:rPr>
-          <w:rFonts w:ascii="Times New Roman" w:hAnsi="Times New Roman" w:cs="Times New Roman"/>
-          <w:i/>
-          <w:sz w:val="24"/>
-          <w:szCs w:val="24"/>
-        </w:rPr>
-        <w:t xml:space="preserve">)                                                                                                                 </w:t>
+        <w:t xml:space="preserve">                   (Ký, ghi rõ họ tên)                                                                                                                 </w:t>
       </w:r>
     </w:p>
     <w:p/>
@@ -2118,7 +3311,7 @@
 </file>
 
 <file path=word/styles.xml><?xml version="1.0" encoding="utf-8"?>
-<w:styles xmlns:mc="http://schemas.openxmlformats.org/markup-compatibility/2006" xmlns:r="http://schemas.openxmlformats.org/officeDocument/2006/relationships" xmlns:w="http://schemas.openxmlformats.org/wordprocessingml/2006/main" xmlns:w14="http://schemas.microsoft.com/office/word/2010/wordml" xmlns:w15="http://schemas.microsoft.com/office/word/2012/wordml" xmlns:w16cid="http://schemas.microsoft.com/office/word/2016/wordml/cid" xmlns:w16se="http://schemas.microsoft.com/office/word/2015/wordml/symex" mc:Ignorable="w14 w15 w16se w16cid">
+<w:styles xmlns:mc="http://schemas.openxmlformats.org/markup-compatibility/2006" xmlns:r="http://schemas.openxmlformats.org/officeDocument/2006/relationships" xmlns:w="http://schemas.openxmlformats.org/wordprocessingml/2006/main" xmlns:w14="http://schemas.microsoft.com/office/word/2010/wordml" xmlns:w15="http://schemas.microsoft.com/office/word/2012/wordml" xmlns:w16cex="http://schemas.microsoft.com/office/word/2018/wordml/cex" xmlns:w16cid="http://schemas.microsoft.com/office/word/2016/wordml/cid" xmlns:w16="http://schemas.microsoft.com/office/word/2018/wordml" xmlns:w16du="http://schemas.microsoft.com/office/word/2023/wordml/word16du" xmlns:w16sdtdh="http://schemas.microsoft.com/office/word/2020/wordml/sdtdatahash" xmlns:w16se="http://schemas.microsoft.com/office/word/2015/wordml/symex" mc:Ignorable="w14 w15 w16se w16cid w16 w16cex w16sdtdh w16du">
   <w:docDefaults>
     <w:rPrDefault>
       <w:rPr>
@@ -2136,7 +3329,7 @@
       </w:pPr>
     </w:pPrDefault>
   </w:docDefaults>
-  <w:latentStyles w:defLockedState="0" w:defUIPriority="99" w:defSemiHidden="0" w:defUnhideWhenUsed="0" w:defQFormat="0" w:count="377">
+  <w:latentStyles w:defLockedState="0" w:defUIPriority="99" w:defSemiHidden="0" w:defUnhideWhenUsed="0" w:defQFormat="0" w:count="376">
     <w:lsdException w:name="Normal" w:uiPriority="0" w:qFormat="1"/>
     <w:lsdException w:name="heading 1" w:uiPriority="9" w:qFormat="1"/>
     <w:lsdException w:name="heading 2" w:semiHidden="1" w:uiPriority="9" w:unhideWhenUsed="1" w:qFormat="1"/>
@@ -2242,6 +3435,7 @@
     <w:lsdException w:name="HTML Sample" w:semiHidden="1" w:unhideWhenUsed="1"/>
     <w:lsdException w:name="HTML Typewriter" w:semiHidden="1" w:unhideWhenUsed="1"/>
     <w:lsdException w:name="HTML Variable" w:semiHidden="1" w:unhideWhenUsed="1"/>
+    <w:lsdException w:name="Normal Table" w:semiHidden="1" w:unhideWhenUsed="1"/>
     <w:lsdException w:name="annotation subject" w:semiHidden="1" w:unhideWhenUsed="1"/>
     <w:lsdException w:name="No List" w:semiHidden="1" w:unhideWhenUsed="1"/>
     <w:lsdException w:name="Outline List 1" w:semiHidden="1" w:unhideWhenUsed="1"/>
@@ -2288,8 +3482,10 @@
     <w:lsdException w:name="Table Subtle 2" w:semiHidden="1" w:unhideWhenUsed="1"/>
     <w:lsdException w:name="Table Web 1" w:semiHidden="1" w:unhideWhenUsed="1"/>
     <w:lsdException w:name="Table Web 2" w:semiHidden="1" w:unhideWhenUsed="1"/>
+    <w:lsdException w:name="Table Web 3" w:semiHidden="1" w:unhideWhenUsed="1"/>
     <w:lsdException w:name="Balloon Text" w:semiHidden="1" w:unhideWhenUsed="1"/>
     <w:lsdException w:name="Table Grid" w:uiPriority="39"/>
+    <w:lsdException w:name="Table Theme" w:semiHidden="1" w:unhideWhenUsed="1"/>
     <w:lsdException w:name="Placeholder Text" w:semiHidden="1"/>
     <w:lsdException w:name="No Spacing" w:uiPriority="1" w:qFormat="1"/>
     <w:lsdException w:name="Light Shading" w:uiPriority="60"/>
@@ -2510,7 +3706,6 @@
     <w:lsdException w:name="Hashtag" w:semiHidden="1" w:unhideWhenUsed="1"/>
     <w:lsdException w:name="Unresolved Mention" w:semiHidden="1" w:unhideWhenUsed="1"/>
     <w:lsdException w:name="Smart Link" w:semiHidden="1" w:unhideWhenUsed="1"/>
-    <w:lsdException w:name="Smart Link Error" w:semiHidden="1" w:unhideWhenUsed="1"/>
   </w:latentStyles>
   <w:style w:type="paragraph" w:default="1" w:styleId="Normal">
     <w:name w:val="Normal"/>
